--- a/public/docs/FuelSync_Market_Opportunity.docx
+++ b/public/docs/FuelSync_Market_Opportunity.docx
@@ -59,7 +59,7 @@
           <w:sz w:val="24"/>
           <w:szCs w:val="24"/>
         </w:rPr>
-        <w:t xml:space="preserve">The total addressable market, the immediate segments FuelSync enters first, and the expansion pathway that makes this a platform play rather than a single-product startup.</w:t>
+        <w:t xml:space="preserve">The addressable market, the immediate segments FuelSync enters first, the Australian-specific data that validates the opportunity, and the expansion pathway that makes this a platform play rather than a single-product startup.</w:t>
       </w:r>
     </w:p>
     <w:p>
@@ -80,7 +80,7 @@
           <w:sz w:val="26"/>
           <w:szCs w:val="26"/>
         </w:rPr>
-        <w:t xml:space="preserve">The Five-Year Vision</w:t>
+        <w:t xml:space="preserve">Part 1 — The Australian Market</w:t>
       </w:r>
     </w:p>
     <w:p>
@@ -94,155 +94,7 @@
           <w:sz w:val="24"/>
           <w:szCs w:val="24"/>
         </w:rPr>
-        <w:t xml:space="preserve">FuelSync is not being built as a weight loss app. It is being built as a behavioural food intelligence platform — one that starts with the largest, most urgent entry point and systematically expands into underserved communities where the need for personalised food guidance is even more acute.</w:t>
-      </w:r>
-    </w:p>
-    <w:p>
-      <w:pPr>
-        <w:spacing w:after="200" w:before="0"/>
-      </w:pPr>
-      <w:r>
-        <w:rPr>
-          <w:rFonts w:ascii="Arial" w:cs="Arial" w:eastAsia="Arial" w:hAnsi="Arial"/>
-          <w:color w:val="4A4A6A"/>
-          <w:sz w:val="24"/>
-          <w:szCs w:val="24"/>
-        </w:rPr>
-        <w:t xml:space="preserve">In five years, FuelSync operates as a fully functioning system serving multiple distinct populations: the general market of people struggling with food decisions, weight, and eating habits; neurodivergent individuals and families navigating sensory-complex food needs; people with ADHD managing routine and impulsivity around food; and progressively, other communities where food behaviour is deeply personal, poorly served, and consequential to daily quality of life.</w:t>
-      </w:r>
-    </w:p>
-    <w:p>
-      <w:pPr>
-        <w:spacing w:after="200" w:before="0"/>
-      </w:pPr>
-      <w:r>
-        <w:rPr>
-          <w:rFonts w:ascii="Arial" w:cs="Arial" w:eastAsia="Arial" w:hAnsi="Arial"/>
-          <w:color w:val="4A4A6A"/>
-          <w:sz w:val="24"/>
-          <w:szCs w:val="24"/>
-        </w:rPr>
-        <w:t xml:space="preserve">Each population shares the same core architecture — behavioural intelligence, emotional state modelling, community-powered meal discovery — but operates within different constraints and is served through different modes of the same platform. This is infrastructure that compounds, not a series of separate products.</w:t>
-      </w:r>
-    </w:p>
-    <w:p>
-      <w:pPr>
-        <w:pBdr>
-          <w:left w:val="single" w:color="7B5FFF" w:sz="16" w:space="20"/>
-        </w:pBdr>
-        <w:spacing w:after="320" w:before="320"/>
-        <w:ind w:left="720"/>
-      </w:pPr>
-      <w:r>
-        <w:rPr>
-          <w:rFonts w:ascii="Arial" w:cs="Arial" w:eastAsia="Arial" w:hAnsi="Arial"/>
-          <w:b/>
-          <w:bCs/>
-          <w:i/>
-          <w:iCs/>
-          <w:color w:val="7B5FFF"/>
-          <w:sz w:val="26"/>
-          <w:szCs w:val="26"/>
-        </w:rPr>
-        <w:t xml:space="preserve">Weight loss is the entry point. Behavioural food intelligence for every body is the destination.</w:t>
-      </w:r>
-    </w:p>
-    <w:p>
-      <w:pPr>
-        <w:spacing w:after="80" w:before="0"/>
-      </w:pPr>
-    </w:p>
-    <w:p>
-      <w:pPr>
-        <w:spacing w:after="120" w:before="400"/>
-      </w:pPr>
-      <w:r>
-        <w:rPr>
-          <w:rFonts w:ascii="Arial" w:cs="Arial" w:eastAsia="Arial" w:hAnsi="Arial"/>
-          <w:b/>
-          <w:bCs/>
-          <w:color w:val="1A1A2E"/>
-          <w:sz w:val="26"/>
-          <w:szCs w:val="26"/>
-        </w:rPr>
-        <w:t xml:space="preserve">Total Addressable Market</w:t>
-      </w:r>
-    </w:p>
-    <w:p>
-      <w:pPr>
-        <w:spacing w:after="200" w:before="0"/>
-      </w:pPr>
-      <w:r>
-        <w:rPr>
-          <w:rFonts w:ascii="Arial" w:cs="Arial" w:eastAsia="Arial" w:hAnsi="Arial"/>
-          <w:color w:val="4A4A6A"/>
-          <w:sz w:val="24"/>
-          <w:szCs w:val="24"/>
-        </w:rPr>
-        <w:t xml:space="preserve">The global health and wellness app market was valued at approximately USD $6.1 billion in 2023 and is projected to reach USD $13.2 billion by 2030, growing at a compound annual rate of approximately 11.6%. Within this, nutrition and diet apps represent one of the largest and fastest-growing subcategories.</w:t>
-      </w:r>
-    </w:p>
-    <w:p>
-      <w:pPr>
-        <w:spacing w:after="200" w:before="0"/>
-      </w:pPr>
-      <w:r>
-        <w:rPr>
-          <w:rFonts w:ascii="Arial" w:cs="Arial" w:eastAsia="Arial" w:hAnsi="Arial"/>
-          <w:color w:val="4A4A6A"/>
-          <w:sz w:val="24"/>
-          <w:szCs w:val="24"/>
-        </w:rPr>
-        <w:t xml:space="preserve">In Australia specifically, the health and wellness industry is valued at over AUD $10 billion annually. Approximately 63% of Australian adults are classified as overweight or obese — representing a population of over 12 million people actively experiencing the core problem FuelSync addresses. Nationally, weight management and healthy eating are consistently ranked among the top health concerns across all age groups.</w:t>
-      </w:r>
-    </w:p>
-    <w:p>
-      <w:pPr>
-        <w:spacing w:after="200" w:before="0"/>
-      </w:pPr>
-      <w:r>
-        <w:rPr>
-          <w:rFonts w:ascii="Arial" w:cs="Arial" w:eastAsia="Arial" w:hAnsi="Arial"/>
-          <w:color w:val="4A4A6A"/>
-          <w:sz w:val="24"/>
-          <w:szCs w:val="24"/>
-        </w:rPr>
-        <w:t xml:space="preserve">FuelSync's addressable market is not the entire wellness industry. It is the specific intersection of people who have tried and failed at traditional nutrition approaches — calorie tracking, meal plans, restrictive diets — and who would respond to a behaviour-first, community-powered alternative. Based on app abandonment data and the founder's own primary research, this population represents a significant majority of people who have ever downloaded a health app.</w:t>
-      </w:r>
-    </w:p>
-    <w:p>
-      <w:pPr>
-        <w:spacing w:after="80" w:before="0"/>
-      </w:pPr>
-    </w:p>
-    <w:p>
-      <w:pPr>
-        <w:spacing w:after="120" w:before="400"/>
-      </w:pPr>
-      <w:r>
-        <w:rPr>
-          <w:rFonts w:ascii="Arial" w:cs="Arial" w:eastAsia="Arial" w:hAnsi="Arial"/>
-          <w:b/>
-          <w:bCs/>
-          <w:color w:val="1A1A2E"/>
-          <w:sz w:val="26"/>
-          <w:szCs w:val="26"/>
-        </w:rPr>
-        <w:t xml:space="preserve">Market Segments</w:t>
-      </w:r>
-    </w:p>
-    <w:p>
-      <w:pPr>
-        <w:spacing w:after="200" w:before="0"/>
-      </w:pPr>
-      <w:r>
-        <w:rPr>
-          <w:rFonts w:ascii="Arial" w:cs="Arial" w:eastAsia="Arial" w:hAnsi="Arial"/>
-          <w:color w:val="4A4A6A"/>
-          <w:sz w:val="24"/>
-          <w:szCs w:val="24"/>
-        </w:rPr>
-        <w:t xml:space="preserve">FuelSync enters and expands across four distinct segments, each building on the same core platform infrastructure:</w:t>
+        <w:t xml:space="preserve">The Australian diet and nutrition app market is a fast-growing, underserved segment within the broader digital health landscape. Two independent research houses quantify the 2024 market size differently, but both agree on the trajectory:</w:t>
       </w:r>
     </w:p>
     <w:p>
@@ -263,14 +115,15 @@
         </w:tblBorders>
       </w:tblPr>
       <w:tblGrid>
-        <w:gridCol w:w="3200"/>
-        <w:gridCol w:w="3080"/>
-        <w:gridCol w:w="3080"/>
+        <w:gridCol w:w="2340"/>
+        <w:gridCol w:w="2340"/>
+        <w:gridCol w:w="2340"/>
+        <w:gridCol w:w="2340"/>
       </w:tblGrid>
       <w:tr>
         <w:tc>
           <w:tcPr>
-            <w:tcW w:type="dxa" w:w="3200"/>
+            <w:tcW w:type="dxa" w:w="2340"/>
             <w:tcBorders>
               <w:top w:val="single" w:color="E8E8F0" w:sz="1"/>
               <w:left w:val="single" w:color="E8E8F0" w:sz="1"/>
@@ -295,13 +148,13 @@
                 <w:sz w:val="20"/>
                 <w:szCs w:val="20"/>
               </w:rPr>
-              <w:t xml:space="preserve">Segment</w:t>
-            </w:r>
-          </w:p>
-        </w:tc>
-        <w:tc>
-          <w:tcPr>
-            <w:tcW w:type="dxa" w:w="3080"/>
+              <w:t xml:space="preserve">Source</w:t>
+            </w:r>
+          </w:p>
+        </w:tc>
+        <w:tc>
+          <w:tcPr>
+            <w:tcW w:type="dxa" w:w="2340"/>
             <w:tcBorders>
               <w:top w:val="single" w:color="E8E8F0" w:sz="1"/>
               <w:left w:val="single" w:color="E8E8F0" w:sz="1"/>
@@ -326,13 +179,13 @@
                 <w:sz w:val="20"/>
                 <w:szCs w:val="20"/>
               </w:rPr>
-              <w:t xml:space="preserve">Market size</w:t>
-            </w:r>
-          </w:p>
-        </w:tc>
-        <w:tc>
-          <w:tcPr>
-            <w:tcW w:type="dxa" w:w="3080"/>
+              <w:t xml:space="preserve">2024 value (USD)</w:t>
+            </w:r>
+          </w:p>
+        </w:tc>
+        <w:tc>
+          <w:tcPr>
+            <w:tcW w:type="dxa" w:w="2340"/>
             <w:tcBorders>
               <w:top w:val="single" w:color="E8E8F0" w:sz="1"/>
               <w:left w:val="single" w:color="E8E8F0" w:sz="1"/>
@@ -357,7 +210,38 @@
                 <w:sz w:val="20"/>
                 <w:szCs w:val="20"/>
               </w:rPr>
-              <w:t xml:space="preserve">FuelSync entry point</w:t>
+              <w:t xml:space="preserve">2024 value (AUD est.)</w:t>
+            </w:r>
+          </w:p>
+        </w:tc>
+        <w:tc>
+          <w:tcPr>
+            <w:tcW w:type="dxa" w:w="2340"/>
+            <w:tcBorders>
+              <w:top w:val="single" w:color="E8E8F0" w:sz="1"/>
+              <w:left w:val="single" w:color="E8E8F0" w:sz="1"/>
+              <w:bottom w:val="single" w:color="E8E8F0" w:sz="1"/>
+              <w:right w:val="single" w:color="E8E8F0" w:sz="1"/>
+            </w:tcBorders>
+            <w:shd w:fill="EDE9FF" w:val="clear"/>
+            <w:tcMar>
+              <w:top w:type="dxa" w:w="120"/>
+              <w:left w:type="dxa" w:w="160"/>
+              <w:bottom w:type="dxa" w:w="120"/>
+              <w:right w:type="dxa" w:w="160"/>
+            </w:tcMar>
+          </w:tcPr>
+          <w:p>
+            <w:r>
+              <w:rPr>
+                <w:rFonts w:ascii="Arial" w:cs="Arial" w:eastAsia="Arial" w:hAnsi="Arial"/>
+                <w:b/>
+                <w:bCs/>
+                <w:color w:val="7B5FFF"/>
+                <w:sz w:val="20"/>
+                <w:szCs w:val="20"/>
+              </w:rPr>
+              <w:t xml:space="preserve">Projected CAGR</w:t>
             </w:r>
           </w:p>
         </w:tc>
@@ -365,93 +249,125 @@
       <w:tr>
         <w:tc>
           <w:tcPr>
-            <w:tcW w:type="dxa" w:w="3200"/>
-            <w:tcBorders>
-              <w:top w:val="single" w:color="E8E8F0" w:sz="1"/>
-              <w:left w:val="single" w:color="E8E8F0" w:sz="1"/>
-              <w:bottom w:val="single" w:color="E8E8F0" w:sz="1"/>
-              <w:right w:val="single" w:color="E8E8F0" w:sz="1"/>
-            </w:tcBorders>
-            <w:shd w:fill="FFFFFF" w:val="clear"/>
-            <w:tcMar>
-              <w:top w:type="dxa" w:w="120"/>
-              <w:left w:type="dxa" w:w="160"/>
-              <w:bottom w:type="dxa" w:w="120"/>
-              <w:right w:type="dxa" w:w="160"/>
-            </w:tcMar>
-          </w:tcPr>
-          <w:p>
-            <w:r>
-              <w:rPr>
-                <w:rFonts w:ascii="Arial" w:cs="Arial" w:eastAsia="Arial" w:hAnsi="Arial"/>
-                <w:b w:val="false"/>
-                <w:bCs w:val="false"/>
-                <w:color w:val="1A1A2E"/>
-                <w:sz w:val="22"/>
-                <w:szCs w:val="22"/>
-              </w:rPr>
-              <w:t xml:space="preserve">Primary — General population weight loss and healthy eating</w:t>
-            </w:r>
-          </w:p>
-        </w:tc>
-        <w:tc>
-          <w:tcPr>
-            <w:tcW w:type="dxa" w:w="3080"/>
-            <w:tcBorders>
-              <w:top w:val="single" w:color="E8E8F0" w:sz="1"/>
-              <w:left w:val="single" w:color="E8E8F0" w:sz="1"/>
-              <w:bottom w:val="single" w:color="E8E8F0" w:sz="1"/>
-              <w:right w:val="single" w:color="E8E8F0" w:sz="1"/>
-            </w:tcBorders>
-            <w:shd w:fill="FFFFFF" w:val="clear"/>
-            <w:tcMar>
-              <w:top w:type="dxa" w:w="120"/>
-              <w:left w:type="dxa" w:w="160"/>
-              <w:bottom w:type="dxa" w:w="120"/>
-              <w:right w:type="dxa" w:w="160"/>
-            </w:tcMar>
-          </w:tcPr>
-          <w:p>
-            <w:r>
-              <w:rPr>
-                <w:rFonts w:ascii="Arial" w:cs="Arial" w:eastAsia="Arial" w:hAnsi="Arial"/>
-                <w:b w:val="false"/>
-                <w:bCs w:val="false"/>
-                <w:sz w:val="22"/>
-                <w:szCs w:val="22"/>
-              </w:rPr>
-              <w:t xml:space="preserve">12M+ Australians overweight or obese. $4B+ annual spend on weight management.</w:t>
-            </w:r>
-          </w:p>
-        </w:tc>
-        <w:tc>
-          <w:tcPr>
-            <w:tcW w:type="dxa" w:w="3080"/>
-            <w:tcBorders>
-              <w:top w:val="single" w:color="E8E8F0" w:sz="1"/>
-              <w:left w:val="single" w:color="E8E8F0" w:sz="1"/>
-              <w:bottom w:val="single" w:color="E8E8F0" w:sz="1"/>
-              <w:right w:val="single" w:color="E8E8F0" w:sz="1"/>
-            </w:tcBorders>
-            <w:shd w:fill="FFFFFF" w:val="clear"/>
-            <w:tcMar>
-              <w:top w:type="dxa" w:w="120"/>
-              <w:left w:type="dxa" w:w="160"/>
-              <w:bottom w:type="dxa" w:w="120"/>
-              <w:right w:type="dxa" w:w="160"/>
-            </w:tcMar>
-          </w:tcPr>
-          <w:p>
-            <w:r>
-              <w:rPr>
-                <w:rFonts w:ascii="Arial" w:cs="Arial" w:eastAsia="Arial" w:hAnsi="Arial"/>
-                <w:b w:val="false"/>
-                <w:bCs w:val="false"/>
-                <w:color w:val="4A4A6A"/>
-                <w:sz w:val="22"/>
-                <w:szCs w:val="22"/>
-              </w:rPr>
-              <w:t xml:space="preserve">Launch market. Brisbane-first, expand nationally. Freemium model.</w:t>
+            <w:tcW w:type="dxa" w:w="2340"/>
+            <w:tcBorders>
+              <w:top w:val="single" w:color="E8E8F0" w:sz="1"/>
+              <w:left w:val="single" w:color="E8E8F0" w:sz="1"/>
+              <w:bottom w:val="single" w:color="E8E8F0" w:sz="1"/>
+              <w:right w:val="single" w:color="E8E8F0" w:sz="1"/>
+            </w:tcBorders>
+            <w:shd w:fill="FFFFFF" w:val="clear"/>
+            <w:tcMar>
+              <w:top w:type="dxa" w:w="120"/>
+              <w:left w:type="dxa" w:w="160"/>
+              <w:bottom w:type="dxa" w:w="120"/>
+              <w:right w:type="dxa" w:w="160"/>
+            </w:tcMar>
+          </w:tcPr>
+          <w:p>
+            <w:r>
+              <w:rPr>
+                <w:rFonts w:ascii="Arial" w:cs="Arial" w:eastAsia="Arial" w:hAnsi="Arial"/>
+                <w:b w:val="false"/>
+                <w:bCs w:val="false"/>
+                <w:color w:val="4A4A6A"/>
+                <w:sz w:val="22"/>
+                <w:szCs w:val="22"/>
+              </w:rPr>
+              <w:t xml:space="preserve">Grand View Research</w:t>
+            </w:r>
+          </w:p>
+        </w:tc>
+        <w:tc>
+          <w:tcPr>
+            <w:tcW w:type="dxa" w:w="2340"/>
+            <w:tcBorders>
+              <w:top w:val="single" w:color="E8E8F0" w:sz="1"/>
+              <w:left w:val="single" w:color="E8E8F0" w:sz="1"/>
+              <w:bottom w:val="single" w:color="E8E8F0" w:sz="1"/>
+              <w:right w:val="single" w:color="E8E8F0" w:sz="1"/>
+            </w:tcBorders>
+            <w:shd w:fill="FFFFFF" w:val="clear"/>
+            <w:tcMar>
+              <w:top w:type="dxa" w:w="120"/>
+              <w:left w:type="dxa" w:w="160"/>
+              <w:bottom w:type="dxa" w:w="120"/>
+              <w:right w:type="dxa" w:w="160"/>
+            </w:tcMar>
+          </w:tcPr>
+          <w:p>
+            <w:r>
+              <w:rPr>
+                <w:rFonts w:ascii="Arial" w:cs="Arial" w:eastAsia="Arial" w:hAnsi="Arial"/>
+                <w:b w:val="false"/>
+                <w:bCs w:val="false"/>
+                <w:color w:val="4A4A6A"/>
+                <w:sz w:val="22"/>
+                <w:szCs w:val="22"/>
+              </w:rPr>
+              <w:t xml:space="preserve">USD 43.6M</w:t>
+            </w:r>
+          </w:p>
+        </w:tc>
+        <w:tc>
+          <w:tcPr>
+            <w:tcW w:type="dxa" w:w="2340"/>
+            <w:tcBorders>
+              <w:top w:val="single" w:color="E8E8F0" w:sz="1"/>
+              <w:left w:val="single" w:color="E8E8F0" w:sz="1"/>
+              <w:bottom w:val="single" w:color="E8E8F0" w:sz="1"/>
+              <w:right w:val="single" w:color="E8E8F0" w:sz="1"/>
+            </w:tcBorders>
+            <w:shd w:fill="FFFFFF" w:val="clear"/>
+            <w:tcMar>
+              <w:top w:type="dxa" w:w="120"/>
+              <w:left w:type="dxa" w:w="160"/>
+              <w:bottom w:type="dxa" w:w="120"/>
+              <w:right w:type="dxa" w:w="160"/>
+            </w:tcMar>
+          </w:tcPr>
+          <w:p>
+            <w:r>
+              <w:rPr>
+                <w:rFonts w:ascii="Arial" w:cs="Arial" w:eastAsia="Arial" w:hAnsi="Arial"/>
+                <w:b w:val="false"/>
+                <w:bCs w:val="false"/>
+                <w:color w:val="4A4A6A"/>
+                <w:sz w:val="22"/>
+                <w:szCs w:val="22"/>
+              </w:rPr>
+              <w:t xml:space="preserve">AUD ~63M</w:t>
+            </w:r>
+          </w:p>
+        </w:tc>
+        <w:tc>
+          <w:tcPr>
+            <w:tcW w:type="dxa" w:w="2340"/>
+            <w:tcBorders>
+              <w:top w:val="single" w:color="E8E8F0" w:sz="1"/>
+              <w:left w:val="single" w:color="E8E8F0" w:sz="1"/>
+              <w:bottom w:val="single" w:color="E8E8F0" w:sz="1"/>
+              <w:right w:val="single" w:color="E8E8F0" w:sz="1"/>
+            </w:tcBorders>
+            <w:shd w:fill="FFFFFF" w:val="clear"/>
+            <w:tcMar>
+              <w:top w:type="dxa" w:w="120"/>
+              <w:left w:type="dxa" w:w="160"/>
+              <w:bottom w:type="dxa" w:w="120"/>
+              <w:right w:type="dxa" w:w="160"/>
+            </w:tcMar>
+          </w:tcPr>
+          <w:p>
+            <w:r>
+              <w:rPr>
+                <w:rFonts w:ascii="Arial" w:cs="Arial" w:eastAsia="Arial" w:hAnsi="Arial"/>
+                <w:b w:val="false"/>
+                <w:bCs w:val="false"/>
+                <w:color w:val="4A4A6A"/>
+                <w:sz w:val="22"/>
+                <w:szCs w:val="22"/>
+              </w:rPr>
+              <w:t xml:space="preserve">15.1% (2025–2030)</w:t>
             </w:r>
           </w:p>
         </w:tc>
@@ -459,281 +375,125 @@
       <w:tr>
         <w:tc>
           <w:tcPr>
-            <w:tcW w:type="dxa" w:w="3200"/>
-            <w:tcBorders>
-              <w:top w:val="single" w:color="E8E8F0" w:sz="1"/>
-              <w:left w:val="single" w:color="E8E8F0" w:sz="1"/>
-              <w:bottom w:val="single" w:color="E8E8F0" w:sz="1"/>
-              <w:right w:val="single" w:color="E8E8F0" w:sz="1"/>
-            </w:tcBorders>
-            <w:shd w:fill="FFFFFF" w:val="clear"/>
-            <w:tcMar>
-              <w:top w:type="dxa" w:w="120"/>
-              <w:left w:type="dxa" w:w="160"/>
-              <w:bottom w:type="dxa" w:w="120"/>
-              <w:right w:type="dxa" w:w="160"/>
-            </w:tcMar>
-          </w:tcPr>
-          <w:p>
-            <w:r>
-              <w:rPr>
-                <w:rFonts w:ascii="Arial" w:cs="Arial" w:eastAsia="Arial" w:hAnsi="Arial"/>
-                <w:b w:val="false"/>
-                <w:bCs w:val="false"/>
-                <w:color w:val="1A1A2E"/>
-                <w:sz w:val="22"/>
-                <w:szCs w:val="22"/>
-              </w:rPr>
-              <w:t xml:space="preserve">Secondary — Neurodivergent individuals and families (FuelSync Neuro)</w:t>
-            </w:r>
-          </w:p>
-        </w:tc>
-        <w:tc>
-          <w:tcPr>
-            <w:tcW w:type="dxa" w:w="3080"/>
-            <w:tcBorders>
-              <w:top w:val="single" w:color="E8E8F0" w:sz="1"/>
-              <w:left w:val="single" w:color="E8E8F0" w:sz="1"/>
-              <w:bottom w:val="single" w:color="E8E8F0" w:sz="1"/>
-              <w:right w:val="single" w:color="E8E8F0" w:sz="1"/>
-            </w:tcBorders>
-            <w:shd w:fill="FFFFFF" w:val="clear"/>
-            <w:tcMar>
-              <w:top w:type="dxa" w:w="120"/>
-              <w:left w:type="dxa" w:w="160"/>
-              <w:bottom w:type="dxa" w:w="120"/>
-              <w:right w:type="dxa" w:w="160"/>
-            </w:tcMar>
-          </w:tcPr>
-          <w:p>
-            <w:r>
-              <w:rPr>
-                <w:rFonts w:ascii="Arial" w:cs="Arial" w:eastAsia="Arial" w:hAnsi="Arial"/>
-                <w:b w:val="false"/>
-                <w:bCs w:val="false"/>
-                <w:sz w:val="22"/>
-                <w:szCs w:val="22"/>
-              </w:rPr>
-              <w:t xml:space="preserve">1 in 40 Australians diagnosed autistic. 814,000+ NDIS participants nationally.</w:t>
-            </w:r>
-          </w:p>
-        </w:tc>
-        <w:tc>
-          <w:tcPr>
-            <w:tcW w:type="dxa" w:w="3080"/>
-            <w:tcBorders>
-              <w:top w:val="single" w:color="E8E8F0" w:sz="1"/>
-              <w:left w:val="single" w:color="E8E8F0" w:sz="1"/>
-              <w:bottom w:val="single" w:color="E8E8F0" w:sz="1"/>
-              <w:right w:val="single" w:color="E8E8F0" w:sz="1"/>
-            </w:tcBorders>
-            <w:shd w:fill="FFFFFF" w:val="clear"/>
-            <w:tcMar>
-              <w:top w:type="dxa" w:w="120"/>
-              <w:left w:type="dxa" w:w="160"/>
-              <w:bottom w:type="dxa" w:w="120"/>
-              <w:right w:type="dxa" w:w="160"/>
-            </w:tcMar>
-          </w:tcPr>
-          <w:p>
-            <w:r>
-              <w:rPr>
-                <w:rFonts w:ascii="Arial" w:cs="Arial" w:eastAsia="Arial" w:hAnsi="Arial"/>
-                <w:b w:val="false"/>
-                <w:bCs w:val="false"/>
-                <w:color w:val="4A4A6A"/>
-                <w:sz w:val="22"/>
-                <w:szCs w:val="22"/>
-              </w:rPr>
-              <w:t xml:space="preserve">Months 6–12. NDIS funding pathway. Dietitian partnerships.</w:t>
-            </w:r>
-          </w:p>
-        </w:tc>
-      </w:tr>
-      <w:tr>
-        <w:tc>
-          <w:tcPr>
-            <w:tcW w:type="dxa" w:w="3200"/>
-            <w:tcBorders>
-              <w:top w:val="single" w:color="E8E8F0" w:sz="1"/>
-              <w:left w:val="single" w:color="E8E8F0" w:sz="1"/>
-              <w:bottom w:val="single" w:color="E8E8F0" w:sz="1"/>
-              <w:right w:val="single" w:color="E8E8F0" w:sz="1"/>
-            </w:tcBorders>
-            <w:shd w:fill="FFFFFF" w:val="clear"/>
-            <w:tcMar>
-              <w:top w:type="dxa" w:w="120"/>
-              <w:left w:type="dxa" w:w="160"/>
-              <w:bottom w:type="dxa" w:w="120"/>
-              <w:right w:type="dxa" w:w="160"/>
-            </w:tcMar>
-          </w:tcPr>
-          <w:p>
-            <w:r>
-              <w:rPr>
-                <w:rFonts w:ascii="Arial" w:cs="Arial" w:eastAsia="Arial" w:hAnsi="Arial"/>
-                <w:b w:val="false"/>
-                <w:bCs w:val="false"/>
-                <w:color w:val="1A1A2E"/>
-                <w:sz w:val="22"/>
-                <w:szCs w:val="22"/>
-              </w:rPr>
-              <w:t xml:space="preserve">Tertiary — ADHD food behaviour and routine management</w:t>
-            </w:r>
-          </w:p>
-        </w:tc>
-        <w:tc>
-          <w:tcPr>
-            <w:tcW w:type="dxa" w:w="3080"/>
-            <w:tcBorders>
-              <w:top w:val="single" w:color="E8E8F0" w:sz="1"/>
-              <w:left w:val="single" w:color="E8E8F0" w:sz="1"/>
-              <w:bottom w:val="single" w:color="E8E8F0" w:sz="1"/>
-              <w:right w:val="single" w:color="E8E8F0" w:sz="1"/>
-            </w:tcBorders>
-            <w:shd w:fill="FFFFFF" w:val="clear"/>
-            <w:tcMar>
-              <w:top w:type="dxa" w:w="120"/>
-              <w:left w:type="dxa" w:w="160"/>
-              <w:bottom w:type="dxa" w:w="120"/>
-              <w:right w:type="dxa" w:w="160"/>
-            </w:tcMar>
-          </w:tcPr>
-          <w:p>
-            <w:r>
-              <w:rPr>
-                <w:rFonts w:ascii="Arial" w:cs="Arial" w:eastAsia="Arial" w:hAnsi="Arial"/>
-                <w:b w:val="false"/>
-                <w:bCs w:val="false"/>
-                <w:sz w:val="22"/>
-                <w:szCs w:val="22"/>
-              </w:rPr>
-              <w:t xml:space="preserve">Approx. 1.2M Australians with ADHD. Significant overlap with impulsive eating patterns.</w:t>
-            </w:r>
-          </w:p>
-        </w:tc>
-        <w:tc>
-          <w:tcPr>
-            <w:tcW w:type="dxa" w:w="3080"/>
-            <w:tcBorders>
-              <w:top w:val="single" w:color="E8E8F0" w:sz="1"/>
-              <w:left w:val="single" w:color="E8E8F0" w:sz="1"/>
-              <w:bottom w:val="single" w:color="E8E8F0" w:sz="1"/>
-              <w:right w:val="single" w:color="E8E8F0" w:sz="1"/>
-            </w:tcBorders>
-            <w:shd w:fill="FFFFFF" w:val="clear"/>
-            <w:tcMar>
-              <w:top w:type="dxa" w:w="120"/>
-              <w:left w:type="dxa" w:w="160"/>
-              <w:bottom w:type="dxa" w:w="120"/>
-              <w:right w:type="dxa" w:w="160"/>
-            </w:tcMar>
-          </w:tcPr>
-          <w:p>
-            <w:r>
-              <w:rPr>
-                <w:rFonts w:ascii="Arial" w:cs="Arial" w:eastAsia="Arial" w:hAnsi="Arial"/>
-                <w:b w:val="false"/>
-                <w:bCs w:val="false"/>
-                <w:color w:val="4A4A6A"/>
-                <w:sz w:val="22"/>
-                <w:szCs w:val="22"/>
-              </w:rPr>
-              <w:t xml:space="preserve">Year 2 expansion. Same Neuro architecture, different constraints.</w:t>
-            </w:r>
-          </w:p>
-        </w:tc>
-      </w:tr>
-      <w:tr>
-        <w:tc>
-          <w:tcPr>
-            <w:tcW w:type="dxa" w:w="3200"/>
-            <w:tcBorders>
-              <w:top w:val="single" w:color="E8E8F0" w:sz="1"/>
-              <w:left w:val="single" w:color="E8E8F0" w:sz="1"/>
-              <w:bottom w:val="single" w:color="E8E8F0" w:sz="1"/>
-              <w:right w:val="single" w:color="E8E8F0" w:sz="1"/>
-            </w:tcBorders>
-            <w:shd w:fill="FFFFFF" w:val="clear"/>
-            <w:tcMar>
-              <w:top w:type="dxa" w:w="120"/>
-              <w:left w:type="dxa" w:w="160"/>
-              <w:bottom w:type="dxa" w:w="120"/>
-              <w:right w:type="dxa" w:w="160"/>
-            </w:tcMar>
-          </w:tcPr>
-          <w:p>
-            <w:r>
-              <w:rPr>
-                <w:rFonts w:ascii="Arial" w:cs="Arial" w:eastAsia="Arial" w:hAnsi="Arial"/>
-                <w:b w:val="false"/>
-                <w:bCs w:val="false"/>
-                <w:color w:val="1A1A2E"/>
-                <w:sz w:val="22"/>
-                <w:szCs w:val="22"/>
-              </w:rPr>
-              <w:t xml:space="preserve">Quaternary — Performance, muscle gain, and body composition</w:t>
-            </w:r>
-          </w:p>
-        </w:tc>
-        <w:tc>
-          <w:tcPr>
-            <w:tcW w:type="dxa" w:w="3080"/>
-            <w:tcBorders>
-              <w:top w:val="single" w:color="E8E8F0" w:sz="1"/>
-              <w:left w:val="single" w:color="E8E8F0" w:sz="1"/>
-              <w:bottom w:val="single" w:color="E8E8F0" w:sz="1"/>
-              <w:right w:val="single" w:color="E8E8F0" w:sz="1"/>
-            </w:tcBorders>
-            <w:shd w:fill="FFFFFF" w:val="clear"/>
-            <w:tcMar>
-              <w:top w:type="dxa" w:w="120"/>
-              <w:left w:type="dxa" w:w="160"/>
-              <w:bottom w:type="dxa" w:w="120"/>
-              <w:right w:type="dxa" w:w="160"/>
-            </w:tcMar>
-          </w:tcPr>
-          <w:p>
-            <w:r>
-              <w:rPr>
-                <w:rFonts w:ascii="Arial" w:cs="Arial" w:eastAsia="Arial" w:hAnsi="Arial"/>
-                <w:b w:val="false"/>
-                <w:bCs w:val="false"/>
-                <w:sz w:val="22"/>
-                <w:szCs w:val="22"/>
-              </w:rPr>
-              <w:t xml:space="preserve">Australian fitness industry valued at $3.4B. 4.8M gym members nationally.</w:t>
-            </w:r>
-          </w:p>
-        </w:tc>
-        <w:tc>
-          <w:tcPr>
-            <w:tcW w:type="dxa" w:w="3080"/>
-            <w:tcBorders>
-              <w:top w:val="single" w:color="E8E8F0" w:sz="1"/>
-              <w:left w:val="single" w:color="E8E8F0" w:sz="1"/>
-              <w:bottom w:val="single" w:color="E8E8F0" w:sz="1"/>
-              <w:right w:val="single" w:color="E8E8F0" w:sz="1"/>
-            </w:tcBorders>
-            <w:shd w:fill="FFFFFF" w:val="clear"/>
-            <w:tcMar>
-              <w:top w:type="dxa" w:w="120"/>
-              <w:left w:type="dxa" w:w="160"/>
-              <w:bottom w:type="dxa" w:w="120"/>
-              <w:right w:type="dxa" w:w="160"/>
-            </w:tcMar>
-          </w:tcPr>
-          <w:p>
-            <w:r>
-              <w:rPr>
-                <w:rFonts w:ascii="Arial" w:cs="Arial" w:eastAsia="Arial" w:hAnsi="Arial"/>
-                <w:b w:val="false"/>
-                <w:bCs w:val="false"/>
-                <w:color w:val="4A4A6A"/>
-                <w:sz w:val="22"/>
-                <w:szCs w:val="22"/>
-              </w:rPr>
-              <w:t xml:space="preserve">Year 2–3. Same core mechanic, different goal state and community.</w:t>
+            <w:tcW w:type="dxa" w:w="2340"/>
+            <w:tcBorders>
+              <w:top w:val="single" w:color="E8E8F0" w:sz="1"/>
+              <w:left w:val="single" w:color="E8E8F0" w:sz="1"/>
+              <w:bottom w:val="single" w:color="E8E8F0" w:sz="1"/>
+              <w:right w:val="single" w:color="E8E8F0" w:sz="1"/>
+            </w:tcBorders>
+            <w:shd w:fill="FFFFFF" w:val="clear"/>
+            <w:tcMar>
+              <w:top w:type="dxa" w:w="120"/>
+              <w:left w:type="dxa" w:w="160"/>
+              <w:bottom w:type="dxa" w:w="120"/>
+              <w:right w:type="dxa" w:w="160"/>
+            </w:tcMar>
+          </w:tcPr>
+          <w:p>
+            <w:r>
+              <w:rPr>
+                <w:rFonts w:ascii="Arial" w:cs="Arial" w:eastAsia="Arial" w:hAnsi="Arial"/>
+                <w:b w:val="false"/>
+                <w:bCs w:val="false"/>
+                <w:color w:val="4A4A6A"/>
+                <w:sz w:val="22"/>
+                <w:szCs w:val="22"/>
+              </w:rPr>
+              <w:t xml:space="preserve">Data Bridge Market Research</w:t>
+            </w:r>
+          </w:p>
+        </w:tc>
+        <w:tc>
+          <w:tcPr>
+            <w:tcW w:type="dxa" w:w="2340"/>
+            <w:tcBorders>
+              <w:top w:val="single" w:color="E8E8F0" w:sz="1"/>
+              <w:left w:val="single" w:color="E8E8F0" w:sz="1"/>
+              <w:bottom w:val="single" w:color="E8E8F0" w:sz="1"/>
+              <w:right w:val="single" w:color="E8E8F0" w:sz="1"/>
+            </w:tcBorders>
+            <w:shd w:fill="FFFFFF" w:val="clear"/>
+            <w:tcMar>
+              <w:top w:type="dxa" w:w="120"/>
+              <w:left w:type="dxa" w:w="160"/>
+              <w:bottom w:type="dxa" w:w="120"/>
+              <w:right w:type="dxa" w:w="160"/>
+            </w:tcMar>
+          </w:tcPr>
+          <w:p>
+            <w:r>
+              <w:rPr>
+                <w:rFonts w:ascii="Arial" w:cs="Arial" w:eastAsia="Arial" w:hAnsi="Arial"/>
+                <w:b w:val="false"/>
+                <w:bCs w:val="false"/>
+                <w:color w:val="4A4A6A"/>
+                <w:sz w:val="22"/>
+                <w:szCs w:val="22"/>
+              </w:rPr>
+              <w:t xml:space="preserve">USD 128.84M</w:t>
+            </w:r>
+          </w:p>
+        </w:tc>
+        <w:tc>
+          <w:tcPr>
+            <w:tcW w:type="dxa" w:w="2340"/>
+            <w:tcBorders>
+              <w:top w:val="single" w:color="E8E8F0" w:sz="1"/>
+              <w:left w:val="single" w:color="E8E8F0" w:sz="1"/>
+              <w:bottom w:val="single" w:color="E8E8F0" w:sz="1"/>
+              <w:right w:val="single" w:color="E8E8F0" w:sz="1"/>
+            </w:tcBorders>
+            <w:shd w:fill="FFFFFF" w:val="clear"/>
+            <w:tcMar>
+              <w:top w:type="dxa" w:w="120"/>
+              <w:left w:type="dxa" w:w="160"/>
+              <w:bottom w:type="dxa" w:w="120"/>
+              <w:right w:type="dxa" w:w="160"/>
+            </w:tcMar>
+          </w:tcPr>
+          <w:p>
+            <w:r>
+              <w:rPr>
+                <w:rFonts w:ascii="Arial" w:cs="Arial" w:eastAsia="Arial" w:hAnsi="Arial"/>
+                <w:b w:val="false"/>
+                <w:bCs w:val="false"/>
+                <w:color w:val="4A4A6A"/>
+                <w:sz w:val="22"/>
+                <w:szCs w:val="22"/>
+              </w:rPr>
+              <w:t xml:space="preserve">AUD ~187M</w:t>
+            </w:r>
+          </w:p>
+        </w:tc>
+        <w:tc>
+          <w:tcPr>
+            <w:tcW w:type="dxa" w:w="2340"/>
+            <w:tcBorders>
+              <w:top w:val="single" w:color="E8E8F0" w:sz="1"/>
+              <w:left w:val="single" w:color="E8E8F0" w:sz="1"/>
+              <w:bottom w:val="single" w:color="E8E8F0" w:sz="1"/>
+              <w:right w:val="single" w:color="E8E8F0" w:sz="1"/>
+            </w:tcBorders>
+            <w:shd w:fill="FFFFFF" w:val="clear"/>
+            <w:tcMar>
+              <w:top w:type="dxa" w:w="120"/>
+              <w:left w:type="dxa" w:w="160"/>
+              <w:bottom w:type="dxa" w:w="120"/>
+              <w:right w:type="dxa" w:w="160"/>
+            </w:tcMar>
+          </w:tcPr>
+          <w:p>
+            <w:r>
+              <w:rPr>
+                <w:rFonts w:ascii="Arial" w:cs="Arial" w:eastAsia="Arial" w:hAnsi="Arial"/>
+                <w:b w:val="false"/>
+                <w:bCs w:val="false"/>
+                <w:color w:val="4A4A6A"/>
+                <w:sz w:val="22"/>
+                <w:szCs w:val="22"/>
+              </w:rPr>
+              <w:t xml:space="preserve">41.26% (2025–2032)</w:t>
             </w:r>
           </w:p>
         </w:tc>
@@ -741,7 +501,72 @@
     </w:tbl>
     <w:p>
       <w:pPr>
-        <w:spacing w:after="240" w:before="0"/>
+        <w:spacing w:after="200" w:before="0"/>
+      </w:pPr>
+    </w:p>
+    <w:p>
+      <w:pPr>
+        <w:spacing w:after="200" w:before="0"/>
+      </w:pPr>
+      <w:r>
+        <w:rPr>
+          <w:rFonts w:ascii="Arial" w:cs="Arial" w:eastAsia="Arial" w:hAnsi="Arial"/>
+          <w:i/>
+          <w:iCs/>
+          <w:color w:val="888888"/>
+          <w:sz w:val="22"/>
+          <w:szCs w:val="22"/>
+        </w:rPr>
+        <w:t xml:space="preserve">Sources: Grand View Research Australia Diet &amp; Nutrition Apps Outlook 2024; Data Bridge Market Research Australia Diet and Nutrition Apps Market 2032</w:t>
+      </w:r>
+    </w:p>
+    <w:p>
+      <w:pPr>
+        <w:spacing w:after="200" w:before="0"/>
+      </w:pPr>
+      <w:r>
+        <w:rPr>
+          <w:rFonts w:ascii="Arial" w:cs="Arial" w:eastAsia="Arial" w:hAnsi="Arial"/>
+          <w:color w:val="4A4A6A"/>
+          <w:sz w:val="24"/>
+          <w:szCs w:val="24"/>
+        </w:rPr>
+        <w:t xml:space="preserve">Both projections indicate a market growing at double-digit compound annual rates through the late 2020s. The range between estimates reflects different definitions of the category — Grand View focuses narrowly on diet and nutrition apps while Data Bridge includes broader wellness functionality. FuelSync's product sits across both definitions.</w:t>
+      </w:r>
+    </w:p>
+    <w:p>
+      <w:pPr>
+        <w:spacing w:after="200" w:before="0"/>
+      </w:pPr>
+      <w:r>
+        <w:rPr>
+          <w:rFonts w:ascii="Arial" w:cs="Arial" w:eastAsia="Arial" w:hAnsi="Arial"/>
+          <w:color w:val="4A4A6A"/>
+          <w:sz w:val="24"/>
+          <w:szCs w:val="24"/>
+        </w:rPr>
+        <w:t xml:space="preserve">The broader digital health context reinforces the opportunity. A 2025 Healthylife/Woolworths Living Healthy Report found that more than half of Australians already use digital tools for health tracking, including food intake, steps, and sleep. This indicates a population already habituated to digital health engagement — FuelSync's challenge is not to create the behaviour, but to capture users currently underserved by existing products.</w:t>
+      </w:r>
+    </w:p>
+    <w:p>
+      <w:pPr>
+        <w:spacing w:after="200" w:before="0"/>
+      </w:pPr>
+      <w:r>
+        <w:rPr>
+          <w:rFonts w:ascii="Arial" w:cs="Arial" w:eastAsia="Arial" w:hAnsi="Arial"/>
+          <w:i/>
+          <w:iCs/>
+          <w:color w:val="888888"/>
+          <w:sz w:val="22"/>
+          <w:szCs w:val="22"/>
+        </w:rPr>
+        <w:t xml:space="preserve">Source: Healthylife/Woolworths Living Healthy Report 2025, ami.org.au</w:t>
+      </w:r>
+    </w:p>
+    <w:p>
+      <w:pPr>
+        <w:spacing w:after="80" w:before="0"/>
       </w:pPr>
     </w:p>
     <w:p>
@@ -757,7 +582,7 @@
           <w:sz w:val="26"/>
           <w:szCs w:val="26"/>
         </w:rPr>
-        <w:t xml:space="preserve">Why Brisbane First</w:t>
+        <w:t xml:space="preserve">Part 2 — Active Users &amp; Competitor Presence</w:t>
       </w:r>
     </w:p>
     <w:p>
@@ -771,22 +596,416 @@
           <w:sz w:val="24"/>
           <w:szCs w:val="24"/>
         </w:rPr>
-        <w:t xml:space="preserve">FuelSync launches in Brisbane for specific strategic reasons, not simply because it is where the founder is based.</w:t>
-      </w:r>
-    </w:p>
+        <w:t xml:space="preserve">Sensor Tower's quarterly analysis of Australia's top food and diet tracking apps provides the most granular public data on active user behaviour in this market:</w:t>
+      </w:r>
+    </w:p>
+    <w:p>
+      <w:pPr>
+        <w:spacing w:after="80" w:before="0"/>
+      </w:pPr>
+    </w:p>
+    <w:tbl>
+      <w:tblPr>
+        <w:tblW w:type="dxa" w:w="9360"/>
+        <w:tblBorders>
+          <w:top w:val="single" w:color="auto" w:sz="4"/>
+          <w:left w:val="single" w:color="auto" w:sz="4"/>
+          <w:bottom w:val="single" w:color="auto" w:sz="4"/>
+          <w:right w:val="single" w:color="auto" w:sz="4"/>
+          <w:insideH w:val="single" w:color="auto" w:sz="4"/>
+          <w:insideV w:val="single" w:color="auto" w:sz="4"/>
+        </w:tblBorders>
+      </w:tblPr>
+      <w:tblGrid>
+        <w:gridCol w:w="3120"/>
+        <w:gridCol w:w="3120"/>
+        <w:gridCol w:w="3120"/>
+      </w:tblGrid>
+      <w:tr>
+        <w:tc>
+          <w:tcPr>
+            <w:tcW w:type="dxa" w:w="3120"/>
+            <w:tcBorders>
+              <w:top w:val="single" w:color="E8E8F0" w:sz="1"/>
+              <w:left w:val="single" w:color="E8E8F0" w:sz="1"/>
+              <w:bottom w:val="single" w:color="E8E8F0" w:sz="1"/>
+              <w:right w:val="single" w:color="E8E8F0" w:sz="1"/>
+            </w:tcBorders>
+            <w:shd w:fill="EDE9FF" w:val="clear"/>
+            <w:tcMar>
+              <w:top w:type="dxa" w:w="120"/>
+              <w:left w:type="dxa" w:w="160"/>
+              <w:bottom w:type="dxa" w:w="120"/>
+              <w:right w:type="dxa" w:w="160"/>
+            </w:tcMar>
+          </w:tcPr>
+          <w:p>
+            <w:r>
+              <w:rPr>
+                <w:rFonts w:ascii="Arial" w:cs="Arial" w:eastAsia="Arial" w:hAnsi="Arial"/>
+                <w:b/>
+                <w:bCs/>
+                <w:color w:val="7B5FFF"/>
+                <w:sz w:val="20"/>
+                <w:szCs w:val="20"/>
+              </w:rPr>
+              <w:t xml:space="preserve">App</w:t>
+            </w:r>
+          </w:p>
+        </w:tc>
+        <w:tc>
+          <w:tcPr>
+            <w:tcW w:type="dxa" w:w="3120"/>
+            <w:tcBorders>
+              <w:top w:val="single" w:color="E8E8F0" w:sz="1"/>
+              <w:left w:val="single" w:color="E8E8F0" w:sz="1"/>
+              <w:bottom w:val="single" w:color="E8E8F0" w:sz="1"/>
+              <w:right w:val="single" w:color="E8E8F0" w:sz="1"/>
+            </w:tcBorders>
+            <w:shd w:fill="EDE9FF" w:val="clear"/>
+            <w:tcMar>
+              <w:top w:type="dxa" w:w="120"/>
+              <w:left w:type="dxa" w:w="160"/>
+              <w:bottom w:type="dxa" w:w="120"/>
+              <w:right w:type="dxa" w:w="160"/>
+            </w:tcMar>
+          </w:tcPr>
+          <w:p>
+            <w:r>
+              <w:rPr>
+                <w:rFonts w:ascii="Arial" w:cs="Arial" w:eastAsia="Arial" w:hAnsi="Arial"/>
+                <w:b/>
+                <w:bCs/>
+                <w:color w:val="7B5FFF"/>
+                <w:sz w:val="20"/>
+                <w:szCs w:val="20"/>
+              </w:rPr>
+              <w:t xml:space="preserve">Weekly active users (Q1 2024)</w:t>
+            </w:r>
+          </w:p>
+        </w:tc>
+        <w:tc>
+          <w:tcPr>
+            <w:tcW w:type="dxa" w:w="3120"/>
+            <w:tcBorders>
+              <w:top w:val="single" w:color="E8E8F0" w:sz="1"/>
+              <w:left w:val="single" w:color="E8E8F0" w:sz="1"/>
+              <w:bottom w:val="single" w:color="E8E8F0" w:sz="1"/>
+              <w:right w:val="single" w:color="E8E8F0" w:sz="1"/>
+            </w:tcBorders>
+            <w:shd w:fill="EDE9FF" w:val="clear"/>
+            <w:tcMar>
+              <w:top w:type="dxa" w:w="120"/>
+              <w:left w:type="dxa" w:w="160"/>
+              <w:bottom w:type="dxa" w:w="120"/>
+              <w:right w:type="dxa" w:w="160"/>
+            </w:tcMar>
+          </w:tcPr>
+          <w:p>
+            <w:r>
+              <w:rPr>
+                <w:rFonts w:ascii="Arial" w:cs="Arial" w:eastAsia="Arial" w:hAnsi="Arial"/>
+                <w:b/>
+                <w:bCs/>
+                <w:color w:val="7B5FFF"/>
+                <w:sz w:val="20"/>
+                <w:szCs w:val="20"/>
+              </w:rPr>
+              <w:t xml:space="preserve">Weekly active users (Q2 2024)</w:t>
+            </w:r>
+          </w:p>
+        </w:tc>
+      </w:tr>
+      <w:tr>
+        <w:tc>
+          <w:tcPr>
+            <w:tcW w:type="dxa" w:w="3120"/>
+            <w:tcBorders>
+              <w:top w:val="single" w:color="E8E8F0" w:sz="1"/>
+              <w:left w:val="single" w:color="E8E8F0" w:sz="1"/>
+              <w:bottom w:val="single" w:color="E8E8F0" w:sz="1"/>
+              <w:right w:val="single" w:color="E8E8F0" w:sz="1"/>
+            </w:tcBorders>
+            <w:shd w:fill="FFFFFF" w:val="clear"/>
+            <w:tcMar>
+              <w:top w:type="dxa" w:w="120"/>
+              <w:left w:type="dxa" w:w="160"/>
+              <w:bottom w:type="dxa" w:w="120"/>
+              <w:right w:type="dxa" w:w="160"/>
+            </w:tcMar>
+          </w:tcPr>
+          <w:p>
+            <w:r>
+              <w:rPr>
+                <w:rFonts w:ascii="Arial" w:cs="Arial" w:eastAsia="Arial" w:hAnsi="Arial"/>
+                <w:b w:val="false"/>
+                <w:bCs w:val="false"/>
+                <w:color w:val="4A4A6A"/>
+                <w:sz w:val="22"/>
+                <w:szCs w:val="22"/>
+              </w:rPr>
+              <w:t xml:space="preserve">MyFitnessPal</w:t>
+            </w:r>
+          </w:p>
+        </w:tc>
+        <w:tc>
+          <w:tcPr>
+            <w:tcW w:type="dxa" w:w="3120"/>
+            <w:tcBorders>
+              <w:top w:val="single" w:color="E8E8F0" w:sz="1"/>
+              <w:left w:val="single" w:color="E8E8F0" w:sz="1"/>
+              <w:bottom w:val="single" w:color="E8E8F0" w:sz="1"/>
+              <w:right w:val="single" w:color="E8E8F0" w:sz="1"/>
+            </w:tcBorders>
+            <w:shd w:fill="FFFFFF" w:val="clear"/>
+            <w:tcMar>
+              <w:top w:type="dxa" w:w="120"/>
+              <w:left w:type="dxa" w:w="160"/>
+              <w:bottom w:type="dxa" w:w="120"/>
+              <w:right w:type="dxa" w:w="160"/>
+            </w:tcMar>
+          </w:tcPr>
+          <w:p>
+            <w:r>
+              <w:rPr>
+                <w:rFonts w:ascii="Arial" w:cs="Arial" w:eastAsia="Arial" w:hAnsi="Arial"/>
+                <w:b w:val="false"/>
+                <w:bCs w:val="false"/>
+                <w:color w:val="4A4A6A"/>
+                <w:sz w:val="22"/>
+                <w:szCs w:val="22"/>
+              </w:rPr>
+              <w:t xml:space="preserve">279,000–367,000</w:t>
+            </w:r>
+          </w:p>
+        </w:tc>
+        <w:tc>
+          <w:tcPr>
+            <w:tcW w:type="dxa" w:w="3120"/>
+            <w:tcBorders>
+              <w:top w:val="single" w:color="E8E8F0" w:sz="1"/>
+              <w:left w:val="single" w:color="E8E8F0" w:sz="1"/>
+              <w:bottom w:val="single" w:color="E8E8F0" w:sz="1"/>
+              <w:right w:val="single" w:color="E8E8F0" w:sz="1"/>
+            </w:tcBorders>
+            <w:shd w:fill="FFFFFF" w:val="clear"/>
+            <w:tcMar>
+              <w:top w:type="dxa" w:w="120"/>
+              <w:left w:type="dxa" w:w="160"/>
+              <w:bottom w:type="dxa" w:w="120"/>
+              <w:right w:type="dxa" w:w="160"/>
+            </w:tcMar>
+          </w:tcPr>
+          <w:p>
+            <w:r>
+              <w:rPr>
+                <w:rFonts w:ascii="Arial" w:cs="Arial" w:eastAsia="Arial" w:hAnsi="Arial"/>
+                <w:b w:val="false"/>
+                <w:bCs w:val="false"/>
+                <w:color w:val="4A4A6A"/>
+                <w:sz w:val="22"/>
+                <w:szCs w:val="22"/>
+              </w:rPr>
+              <w:t xml:space="preserve">295,000–320,000</w:t>
+            </w:r>
+          </w:p>
+        </w:tc>
+      </w:tr>
+      <w:tr>
+        <w:tc>
+          <w:tcPr>
+            <w:tcW w:type="dxa" w:w="3120"/>
+            <w:tcBorders>
+              <w:top w:val="single" w:color="E8E8F0" w:sz="1"/>
+              <w:left w:val="single" w:color="E8E8F0" w:sz="1"/>
+              <w:bottom w:val="single" w:color="E8E8F0" w:sz="1"/>
+              <w:right w:val="single" w:color="E8E8F0" w:sz="1"/>
+            </w:tcBorders>
+            <w:shd w:fill="FFFFFF" w:val="clear"/>
+            <w:tcMar>
+              <w:top w:type="dxa" w:w="120"/>
+              <w:left w:type="dxa" w:w="160"/>
+              <w:bottom w:type="dxa" w:w="120"/>
+              <w:right w:type="dxa" w:w="160"/>
+            </w:tcMar>
+          </w:tcPr>
+          <w:p>
+            <w:r>
+              <w:rPr>
+                <w:rFonts w:ascii="Arial" w:cs="Arial" w:eastAsia="Arial" w:hAnsi="Arial"/>
+                <w:b w:val="false"/>
+                <w:bCs w:val="false"/>
+                <w:color w:val="4A4A6A"/>
+                <w:sz w:val="22"/>
+                <w:szCs w:val="22"/>
+              </w:rPr>
+              <w:t xml:space="preserve">Evolt Active</w:t>
+            </w:r>
+          </w:p>
+        </w:tc>
+        <w:tc>
+          <w:tcPr>
+            <w:tcW w:type="dxa" w:w="3120"/>
+            <w:tcBorders>
+              <w:top w:val="single" w:color="E8E8F0" w:sz="1"/>
+              <w:left w:val="single" w:color="E8E8F0" w:sz="1"/>
+              <w:bottom w:val="single" w:color="E8E8F0" w:sz="1"/>
+              <w:right w:val="single" w:color="E8E8F0" w:sz="1"/>
+            </w:tcBorders>
+            <w:shd w:fill="FFFFFF" w:val="clear"/>
+            <w:tcMar>
+              <w:top w:type="dxa" w:w="120"/>
+              <w:left w:type="dxa" w:w="160"/>
+              <w:bottom w:type="dxa" w:w="120"/>
+              <w:right w:type="dxa" w:w="160"/>
+            </w:tcMar>
+          </w:tcPr>
+          <w:p>
+            <w:r>
+              <w:rPr>
+                <w:rFonts w:ascii="Arial" w:cs="Arial" w:eastAsia="Arial" w:hAnsi="Arial"/>
+                <w:b w:val="false"/>
+                <w:bCs w:val="false"/>
+                <w:color w:val="4A4A6A"/>
+                <w:sz w:val="22"/>
+                <w:szCs w:val="22"/>
+              </w:rPr>
+              <w:t xml:space="preserve">14,000–15,000</w:t>
+            </w:r>
+          </w:p>
+        </w:tc>
+        <w:tc>
+          <w:tcPr>
+            <w:tcW w:type="dxa" w:w="3120"/>
+            <w:tcBorders>
+              <w:top w:val="single" w:color="E8E8F0" w:sz="1"/>
+              <w:left w:val="single" w:color="E8E8F0" w:sz="1"/>
+              <w:bottom w:val="single" w:color="E8E8F0" w:sz="1"/>
+              <w:right w:val="single" w:color="E8E8F0" w:sz="1"/>
+            </w:tcBorders>
+            <w:shd w:fill="FFFFFF" w:val="clear"/>
+            <w:tcMar>
+              <w:top w:type="dxa" w:w="120"/>
+              <w:left w:type="dxa" w:w="160"/>
+              <w:bottom w:type="dxa" w:w="120"/>
+              <w:right w:type="dxa" w:w="160"/>
+            </w:tcMar>
+          </w:tcPr>
+          <w:p>
+            <w:r>
+              <w:rPr>
+                <w:rFonts w:ascii="Arial" w:cs="Arial" w:eastAsia="Arial" w:hAnsi="Arial"/>
+                <w:b w:val="false"/>
+                <w:bCs w:val="false"/>
+                <w:color w:val="4A4A6A"/>
+                <w:sz w:val="22"/>
+                <w:szCs w:val="22"/>
+              </w:rPr>
+              <w:t xml:space="preserve">18,600–20,000+</w:t>
+            </w:r>
+          </w:p>
+        </w:tc>
+      </w:tr>
+      <w:tr>
+        <w:tc>
+          <w:tcPr>
+            <w:tcW w:type="dxa" w:w="3120"/>
+            <w:tcBorders>
+              <w:top w:val="single" w:color="E8E8F0" w:sz="1"/>
+              <w:left w:val="single" w:color="E8E8F0" w:sz="1"/>
+              <w:bottom w:val="single" w:color="E8E8F0" w:sz="1"/>
+              <w:right w:val="single" w:color="E8E8F0" w:sz="1"/>
+            </w:tcBorders>
+            <w:shd w:fill="FFFFFF" w:val="clear"/>
+            <w:tcMar>
+              <w:top w:type="dxa" w:w="120"/>
+              <w:left w:type="dxa" w:w="160"/>
+              <w:bottom w:type="dxa" w:w="120"/>
+              <w:right w:type="dxa" w:w="160"/>
+            </w:tcMar>
+          </w:tcPr>
+          <w:p>
+            <w:r>
+              <w:rPr>
+                <w:rFonts w:ascii="Arial" w:cs="Arial" w:eastAsia="Arial" w:hAnsi="Arial"/>
+                <w:b w:val="false"/>
+                <w:bCs w:val="false"/>
+                <w:color w:val="4A4A6A"/>
+                <w:sz w:val="22"/>
+                <w:szCs w:val="22"/>
+              </w:rPr>
+              <w:t xml:space="preserve">YAZIO Calorie Counter</w:t>
+            </w:r>
+          </w:p>
+        </w:tc>
+        <w:tc>
+          <w:tcPr>
+            <w:tcW w:type="dxa" w:w="3120"/>
+            <w:tcBorders>
+              <w:top w:val="single" w:color="E8E8F0" w:sz="1"/>
+              <w:left w:val="single" w:color="E8E8F0" w:sz="1"/>
+              <w:bottom w:val="single" w:color="E8E8F0" w:sz="1"/>
+              <w:right w:val="single" w:color="E8E8F0" w:sz="1"/>
+            </w:tcBorders>
+            <w:shd w:fill="FFFFFF" w:val="clear"/>
+            <w:tcMar>
+              <w:top w:type="dxa" w:w="120"/>
+              <w:left w:type="dxa" w:w="160"/>
+              <w:bottom w:type="dxa" w:w="120"/>
+              <w:right w:type="dxa" w:w="160"/>
+            </w:tcMar>
+          </w:tcPr>
+          <w:p>
+            <w:r>
+              <w:rPr>
+                <w:rFonts w:ascii="Arial" w:cs="Arial" w:eastAsia="Arial" w:hAnsi="Arial"/>
+                <w:b w:val="false"/>
+                <w:bCs w:val="false"/>
+                <w:color w:val="4A4A6A"/>
+                <w:sz w:val="22"/>
+                <w:szCs w:val="22"/>
+              </w:rPr>
+              <w:t xml:space="preserve">~9,800–10,500</w:t>
+            </w:r>
+          </w:p>
+        </w:tc>
+        <w:tc>
+          <w:tcPr>
+            <w:tcW w:type="dxa" w:w="3120"/>
+            <w:tcBorders>
+              <w:top w:val="single" w:color="E8E8F0" w:sz="1"/>
+              <w:left w:val="single" w:color="E8E8F0" w:sz="1"/>
+              <w:bottom w:val="single" w:color="E8E8F0" w:sz="1"/>
+              <w:right w:val="single" w:color="E8E8F0" w:sz="1"/>
+            </w:tcBorders>
+            <w:shd w:fill="FFFFFF" w:val="clear"/>
+            <w:tcMar>
+              <w:top w:type="dxa" w:w="120"/>
+              <w:left w:type="dxa" w:w="160"/>
+              <w:bottom w:type="dxa" w:w="120"/>
+              <w:right w:type="dxa" w:w="160"/>
+            </w:tcMar>
+          </w:tcPr>
+          <w:p>
+            <w:r>
+              <w:rPr>
+                <w:rFonts w:ascii="Arial" w:cs="Arial" w:eastAsia="Arial" w:hAnsi="Arial"/>
+                <w:b w:val="false"/>
+                <w:bCs w:val="false"/>
+                <w:color w:val="4A4A6A"/>
+                <w:sz w:val="22"/>
+                <w:szCs w:val="22"/>
+              </w:rPr>
+              <w:t xml:space="preserve">~9,800–10,500</w:t>
+            </w:r>
+          </w:p>
+        </w:tc>
+      </w:tr>
+    </w:tbl>
     <w:p>
       <w:pPr>
         <w:spacing w:after="200" w:before="0"/>
       </w:pPr>
-      <w:r>
-        <w:rPr>
-          <w:rFonts w:ascii="Arial" w:cs="Arial" w:eastAsia="Arial" w:hAnsi="Arial"/>
-          <w:color w:val="4A4A6A"/>
-          <w:sz w:val="24"/>
-          <w:szCs w:val="24"/>
-        </w:rPr>
-        <w:t xml:space="preserve">Brisbane is Australia's third-largest city with a population of approximately 2.5 million, growing faster than any other Australian capital. It has a young demographic skew, a strong community culture around health and outdoor living, and a cost-of-living profile that makes the budget meal mechanic — showing real prices from real local stores — immediately relevant and differentiated.</w:t>
-      </w:r>
     </w:p>
     <w:p>
       <w:pPr>
@@ -795,11 +1014,13 @@
       <w:r>
         <w:rPr>
           <w:rFonts w:ascii="Arial" w:cs="Arial" w:eastAsia="Arial" w:hAnsi="Arial"/>
-          <w:color w:val="4A4A6A"/>
-          <w:sz w:val="24"/>
-          <w:szCs w:val="24"/>
-        </w:rPr>
-        <w:t xml:space="preserve">The Brisbane market also provides direct access to Queensland-specific resources: the Advance Queensland Ignite Ideas Fund for early-stage funding, River City Labs as a startup ecosystem hub, and a tight-knit health and wellness community that enables early word-of-mouth distribution without the noise of Sydney or Melbourne.</w:t>
+          <w:i/>
+          <w:iCs/>
+          <w:color w:val="888888"/>
+          <w:sz w:val="22"/>
+          <w:szCs w:val="22"/>
+        </w:rPr>
+        <w:t xml:space="preserve">Source: Sensor Tower Q1 2024 and Q2 2024 Top Food &amp; Diet Tracking Apps — Australia</w:t>
       </w:r>
     </w:p>
     <w:p>
@@ -813,7 +1034,7 @@
           <w:sz w:val="24"/>
           <w:szCs w:val="24"/>
         </w:rPr>
-        <w:t xml:space="preserve">Critically, a Brisbane launch allows the grocery price integration mechanic — showing real Coles and Woolworths prices nearby — to be built, tested, and validated locally before national expansion. This mechanic is one of FuelSync's most tangible differentiators and requires localised data to function correctly.</w:t>
+        <w:t xml:space="preserve">MyFitnessPal's dominance — approximately 300,000 weekly active Australian users — represents both the scale of the opportunity and the size of the incumbent to displace. Critically, MyFitnessPal's 70%+ abandonment rate within 100 days means the market is continuously cycling through users who tried calorie tracking and gave up. These are FuelSync's primary acquisition targets: people who already know they need help, have tried the dominant solution, and left.</w:t>
       </w:r>
     </w:p>
     <w:p>
@@ -835,7 +1056,7 @@
           <w:sz w:val="26"/>
           <w:szCs w:val="26"/>
         </w:rPr>
-        <w:t xml:space="preserve">Brisbane is not a limitation. It is a precision launch market with clear expansion pathways to the national audience.</w:t>
+        <w:t xml:space="preserve">The best FuelSync user is someone who downloaded MyFitnessPal, used it for a month, felt guilty, deleted it, and has been searching for something different ever since.</w:t>
       </w:r>
     </w:p>
     <w:p>
@@ -856,7 +1077,7 @@
           <w:sz w:val="26"/>
           <w:szCs w:val="26"/>
         </w:rPr>
-        <w:t xml:space="preserve">The NDIS Revenue Pathway</w:t>
+        <w:t xml:space="preserve">Part 3 — Primary Market Segment</w:t>
       </w:r>
     </w:p>
     <w:p>
@@ -870,7 +1091,7 @@
           <w:sz w:val="24"/>
           <w:szCs w:val="24"/>
         </w:rPr>
-        <w:t xml:space="preserve">The National Disability Insurance Scheme represents a unique and significant revenue opportunity for FuelSync that no competitor in the nutrition app space is positioned to access.</w:t>
+        <w:t xml:space="preserve">FuelSync's primary market is Australians who want to lose weight or eat healthier but have failed to sustain any approach for longer than a few months. This is not a niche. It is the majority of people who have ever downloaded a health app.</w:t>
       </w:r>
     </w:p>
     <w:p>
@@ -884,84 +1105,7 @@
           <w:sz w:val="24"/>
           <w:szCs w:val="24"/>
         </w:rPr>
-        <w:t xml:space="preserve">The NDIS currently supports over 814,000 Australians with permanent and significant disability, with total annual funding exceeding AUD $35 billion. Participants receive individualised funding plans that can be allocated to registered supports — including digital tools that demonstrably improve daily living, independence, and quality of life.</w:t>
-      </w:r>
-    </w:p>
-    <w:p>
-      <w:pPr>
-        <w:spacing w:after="200" w:before="0"/>
-      </w:pPr>
-      <w:r>
-        <w:rPr>
-          <w:rFonts w:ascii="Arial" w:cs="Arial" w:eastAsia="Arial" w:hAnsi="Arial"/>
-          <w:color w:val="4A4A6A"/>
-          <w:sz w:val="24"/>
-          <w:szCs w:val="24"/>
-        </w:rPr>
-        <w:t xml:space="preserve">FuelSync Neuro — the dedicated neurodivergent mode — is being designed from the ground up to meet NDIS practice standards. As a registered NDIS support, FuelSync Neuro would enable participants to fund their subscription through their NDIS plan rather than out of pocket. This transforms the pricing dynamic entirely: instead of competing on consumer willingness to pay, FuelSync Neuro competes on clinical and support value within a funded ecosystem.</w:t>
-      </w:r>
-    </w:p>
-    <w:p>
-      <w:pPr>
-        <w:spacing w:after="200" w:before="0"/>
-      </w:pPr>
-      <w:r>
-        <w:rPr>
-          <w:rFonts w:ascii="Arial" w:cs="Arial" w:eastAsia="Arial" w:hAnsi="Arial"/>
-          <w:color w:val="4A4A6A"/>
-          <w:sz w:val="24"/>
-          <w:szCs w:val="24"/>
-        </w:rPr>
-        <w:t xml:space="preserve">At a conservative subscription price of AUD $79 per month per participant, 500 active NDIS participants generates AUD $474,000 in annual recurring revenue. At 2,000 participants — a realistic medium-term target given the scale of the NDIS and the absence of competing registered digital food support tools — annual recurring revenue from this segment alone reaches approximately AUD $1.9 million.</w:t>
-      </w:r>
-    </w:p>
-    <w:p>
-      <w:pPr>
-        <w:spacing w:after="200" w:before="0"/>
-      </w:pPr>
-      <w:r>
-        <w:rPr>
-          <w:rFonts w:ascii="Arial" w:cs="Arial" w:eastAsia="Arial" w:hAnsi="Arial"/>
-          <w:color w:val="4A4A6A"/>
-          <w:sz w:val="24"/>
-          <w:szCs w:val="24"/>
-        </w:rPr>
-        <w:t xml:space="preserve">This revenue stream is not speculative. It is a structured pathway that requires NDIS provider registration — a process with clear requirements and a defined timeline — and a product that demonstrably improves mealtime outcomes for participants. Both are achievable within FuelSync's 12-month roadmap.</w:t>
-      </w:r>
-    </w:p>
-    <w:p>
-      <w:pPr>
-        <w:spacing w:after="80" w:before="0"/>
-      </w:pPr>
-    </w:p>
-    <w:p>
-      <w:pPr>
-        <w:spacing w:after="120" w:before="400"/>
-      </w:pPr>
-      <w:r>
-        <w:rPr>
-          <w:rFonts w:ascii="Arial" w:cs="Arial" w:eastAsia="Arial" w:hAnsi="Arial"/>
-          <w:b/>
-          <w:bCs/>
-          <w:color w:val="1A1A2E"/>
-          <w:sz w:val="26"/>
-          <w:szCs w:val="26"/>
-        </w:rPr>
-        <w:t xml:space="preserve">Why Now</w:t>
-      </w:r>
-    </w:p>
-    <w:p>
-      <w:pPr>
-        <w:spacing w:after="200" w:before="0"/>
-      </w:pPr>
-      <w:r>
-        <w:rPr>
-          <w:rFonts w:ascii="Arial" w:cs="Arial" w:eastAsia="Arial" w:hAnsi="Arial"/>
-          <w:color w:val="4A4A6A"/>
-          <w:sz w:val="24"/>
-          <w:szCs w:val="24"/>
-        </w:rPr>
-        <w:t xml:space="preserve">Three conditions have converged in 2025 that make FuelSync's approach viable in a way it was not two or three years ago:</w:t>
+        <w:t xml:space="preserve">The scale of this segment in Australia is significant:</w:t>
       </w:r>
     </w:p>
     <w:p>
@@ -980,7 +1124,7 @@
           <w:sz w:val="24"/>
           <w:szCs w:val="24"/>
         </w:rPr>
-        <w:t xml:space="preserve">Agentic AI infrastructure has matured. The capability to build reasoning loops that observe user state, plan across multiple data points, and act with personalised outputs — previously requiring significant engineering teams and custom model training — is now accessible to a solo founder through API-level tools. FuelSync's three-agent core loop is buildable today at a fraction of the cost it would have required in 2022.</w:t>
+        <w:t xml:space="preserve">Approximately 63% of Australian adults are classified as overweight or obese, representing over 12 million people actively experiencing the core problem FuelSync addresses (Australian Institute of Health and Welfare).</w:t>
       </w:r>
     </w:p>
     <w:p>
@@ -999,7 +1143,7 @@
           <w:sz w:val="24"/>
           <w:szCs w:val="24"/>
         </w:rPr>
-        <w:t xml:space="preserve">Behavioural data as a moat is newly understood. The investment community has shifted its view on what constitutes defensibility in consumer apps. A proprietary dataset of emotional eating patterns, craving cycles, sensory preferences, and longitudinal food behaviour — built through genuine user engagement — is now recognised as a genuine competitive moat in a way that feature lists are not.</w:t>
+        <w:t xml:space="preserve">MyFitnessPal's 300,000+ weekly active Australian users represent only the people currently using a calorie tracker — not the much larger population who have tried and quit, or who have never started because existing products do not appeal to them.</w:t>
       </w:r>
     </w:p>
     <w:p>
@@ -1018,7 +1162,21 @@
           <w:sz w:val="24"/>
           <w:szCs w:val="24"/>
         </w:rPr>
-        <w:t xml:space="preserve">The creator economy has proven community-as-content. Platforms built on user-generated content with social mechanics — voting, remixing, community validation — have demonstrated sustainable engagement in ways that purely algorithmic feeds have not. FuelSync's community meal card mechanic sits directly in this proven model.</w:t>
+        <w:t xml:space="preserve">FuelSync's own primary survey research found that 75% of targeted respondents struggle with food decisions almost every day or a few times a week — and 91.7% have never found their one reliable go-to meal.</w:t>
+      </w:r>
+    </w:p>
+    <w:p>
+      <w:pPr>
+        <w:spacing w:after="200" w:before="0"/>
+      </w:pPr>
+      <w:r>
+        <w:rPr>
+          <w:rFonts w:ascii="Arial" w:cs="Arial" w:eastAsia="Arial" w:hAnsi="Arial"/>
+          <w:color w:val="4A4A6A"/>
+          <w:sz w:val="24"/>
+          <w:szCs w:val="24"/>
+        </w:rPr>
+        <w:t xml:space="preserve">The immediate Brisbane launch market — population approximately 2.5 million, growing faster than any other Australian capital — provides a precision test environment before national expansion. Brisbane's demographic profile (young, health-conscious, cost-aware) and its cultural diversity (Pacific Island, Southeast Asian, and multicultural communities under-represented by existing apps) make it an ideal first market.</w:t>
       </w:r>
     </w:p>
     <w:p>
@@ -1039,7 +1197,7 @@
           <w:sz w:val="26"/>
           <w:szCs w:val="26"/>
         </w:rPr>
-        <w:t xml:space="preserve">The Expansion Pathway</w:t>
+        <w:t xml:space="preserve">Part 4 — Secondary Market: FuelSync Neuro &amp; NDIS</w:t>
       </w:r>
     </w:p>
     <w:p>
@@ -1053,7 +1211,35 @@
           <w:sz w:val="24"/>
           <w:szCs w:val="24"/>
         </w:rPr>
-        <w:t xml:space="preserve">FuelSync's market expansion follows a deliberate sequence designed to prove the core mechanic at each stage before extending it:</w:t>
+        <w:t xml:space="preserve">The neurodivergent market represents FuelSync's most defensible revenue opportunity and its most underserved user population. For autistic individuals and their families, finding safe, predictable food is not a preference question — it is a daily necessity shaped by sensory sensitivities, texture aversions, restricted food repertoires, and the significant stress that comes when safe foods are unavailable.</w:t>
+      </w:r>
+    </w:p>
+    <w:p>
+      <w:pPr>
+        <w:spacing w:after="200" w:before="0"/>
+      </w:pPr>
+      <w:r>
+        <w:rPr>
+          <w:rFonts w:ascii="Arial" w:cs="Arial" w:eastAsia="Arial" w:hAnsi="Arial"/>
+          <w:color w:val="4A4A6A"/>
+          <w:sz w:val="24"/>
+          <w:szCs w:val="24"/>
+        </w:rPr>
+        <w:t xml:space="preserve">No existing nutrition app addresses this population. The market is entirely uncontested.</w:t>
+      </w:r>
+    </w:p>
+    <w:p>
+      <w:pPr>
+        <w:spacing w:after="200" w:before="0"/>
+      </w:pPr>
+      <w:r>
+        <w:rPr>
+          <w:rFonts w:ascii="Arial" w:cs="Arial" w:eastAsia="Arial" w:hAnsi="Arial"/>
+          <w:color w:val="4A4A6A"/>
+          <w:sz w:val="24"/>
+          <w:szCs w:val="24"/>
+        </w:rPr>
+        <w:t xml:space="preserve">The scale of the opportunity in Australia:</w:t>
       </w:r>
     </w:p>
     <w:p>
@@ -1072,7 +1258,7 @@
           <w:sz w:val="24"/>
           <w:szCs w:val="24"/>
         </w:rPr>
-        <w:t xml:space="preserve">Stage 1 — Brisbane general population. Prove that users find their anchor meal and return to the app. Build the behavioural dataset. Establish community flywheel.</w:t>
+        <w:t xml:space="preserve">Approximately 1 in 40 Australians has been diagnosed with autism spectrum disorder — around 650,000 people nationally, with the number growing as diagnostic access improves.</w:t>
       </w:r>
     </w:p>
     <w:p>
@@ -1091,7 +1277,7 @@
           <w:sz w:val="24"/>
           <w:szCs w:val="24"/>
         </w:rPr>
-        <w:t xml:space="preserve">Stage 2 — National Australian rollout. Expand grocery price integration to all major cities. Scale community content. Enter FuelSync Neuro with NDIS registration.</w:t>
+        <w:t xml:space="preserve">The National Disability Insurance Scheme currently supports over 814,000 participants nationally, with total annual funding exceeding AUD $35 billion.</w:t>
       </w:r>
     </w:p>
     <w:p>
@@ -1110,7 +1296,494 @@
           <w:sz w:val="24"/>
           <w:szCs w:val="24"/>
         </w:rPr>
-        <w:t xml:space="preserve">Stage 3 — ADHD and neurodivergent expansion. Extend the Neuro architecture to ADHD food behaviour patterns. Deepen NDIS partnerships. Build dietitian collaboration tools.</w:t>
+        <w:t xml:space="preserve">NDIS participants receive individualised funding plans that can be allocated to registered supports — including digital tools that demonstrably improve daily living, independence, and quality of life.</w:t>
+      </w:r>
+    </w:p>
+    <w:p>
+      <w:pPr>
+        <w:spacing w:after="200" w:before="0"/>
+      </w:pPr>
+      <w:r>
+        <w:rPr>
+          <w:rFonts w:ascii="Arial" w:cs="Arial" w:eastAsia="Arial" w:hAnsi="Arial"/>
+          <w:color w:val="4A4A6A"/>
+          <w:sz w:val="24"/>
+          <w:szCs w:val="24"/>
+        </w:rPr>
+        <w:t xml:space="preserve">As a registered NDIS support, FuelSync Neuro would enable participants to fund their subscription through their NDIS plan rather than out of pocket. This fundamentally changes the pricing dynamic: instead of competing on consumer willingness to pay, FuelSync Neuro competes on clinical and support value within a funded ecosystem.</w:t>
+      </w:r>
+    </w:p>
+    <w:p>
+      <w:pPr>
+        <w:spacing w:after="200" w:before="0"/>
+      </w:pPr>
+      <w:r>
+        <w:rPr>
+          <w:rFonts w:ascii="Arial" w:cs="Arial" w:eastAsia="Arial" w:hAnsi="Arial"/>
+          <w:color w:val="4A4A6A"/>
+          <w:sz w:val="24"/>
+          <w:szCs w:val="24"/>
+        </w:rPr>
+        <w:t xml:space="preserve">Revenue projection for FuelSync Neuro at $79/month per participant:</w:t>
+      </w:r>
+    </w:p>
+    <w:p>
+      <w:pPr>
+        <w:spacing w:after="80" w:before="0"/>
+      </w:pPr>
+    </w:p>
+    <w:tbl>
+      <w:tblPr>
+        <w:tblW w:type="dxa" w:w="9360"/>
+        <w:tblBorders>
+          <w:top w:val="single" w:color="auto" w:sz="4"/>
+          <w:left w:val="single" w:color="auto" w:sz="4"/>
+          <w:bottom w:val="single" w:color="auto" w:sz="4"/>
+          <w:right w:val="single" w:color="auto" w:sz="4"/>
+          <w:insideH w:val="single" w:color="auto" w:sz="4"/>
+          <w:insideV w:val="single" w:color="auto" w:sz="4"/>
+        </w:tblBorders>
+      </w:tblPr>
+      <w:tblGrid>
+        <w:gridCol w:w="3120"/>
+        <w:gridCol w:w="3120"/>
+        <w:gridCol w:w="3120"/>
+      </w:tblGrid>
+      <w:tr>
+        <w:tc>
+          <w:tcPr>
+            <w:tcW w:type="dxa" w:w="3120"/>
+            <w:tcBorders>
+              <w:top w:val="single" w:color="E8E8F0" w:sz="1"/>
+              <w:left w:val="single" w:color="E8E8F0" w:sz="1"/>
+              <w:bottom w:val="single" w:color="E8E8F0" w:sz="1"/>
+              <w:right w:val="single" w:color="E8E8F0" w:sz="1"/>
+            </w:tcBorders>
+            <w:shd w:fill="EDE9FF" w:val="clear"/>
+            <w:tcMar>
+              <w:top w:type="dxa" w:w="120"/>
+              <w:left w:type="dxa" w:w="160"/>
+              <w:bottom w:type="dxa" w:w="120"/>
+              <w:right w:type="dxa" w:w="160"/>
+            </w:tcMar>
+          </w:tcPr>
+          <w:p>
+            <w:r>
+              <w:rPr>
+                <w:rFonts w:ascii="Arial" w:cs="Arial" w:eastAsia="Arial" w:hAnsi="Arial"/>
+                <w:b/>
+                <w:bCs/>
+                <w:color w:val="7B5FFF"/>
+                <w:sz w:val="20"/>
+                <w:szCs w:val="20"/>
+              </w:rPr>
+              <w:t xml:space="preserve">Active NDIS participants</w:t>
+            </w:r>
+          </w:p>
+        </w:tc>
+        <w:tc>
+          <w:tcPr>
+            <w:tcW w:type="dxa" w:w="3120"/>
+            <w:tcBorders>
+              <w:top w:val="single" w:color="E8E8F0" w:sz="1"/>
+              <w:left w:val="single" w:color="E8E8F0" w:sz="1"/>
+              <w:bottom w:val="single" w:color="E8E8F0" w:sz="1"/>
+              <w:right w:val="single" w:color="E8E8F0" w:sz="1"/>
+            </w:tcBorders>
+            <w:shd w:fill="EDE9FF" w:val="clear"/>
+            <w:tcMar>
+              <w:top w:type="dxa" w:w="120"/>
+              <w:left w:type="dxa" w:w="160"/>
+              <w:bottom w:type="dxa" w:w="120"/>
+              <w:right w:type="dxa" w:w="160"/>
+            </w:tcMar>
+          </w:tcPr>
+          <w:p>
+            <w:r>
+              <w:rPr>
+                <w:rFonts w:ascii="Arial" w:cs="Arial" w:eastAsia="Arial" w:hAnsi="Arial"/>
+                <w:b/>
+                <w:bCs/>
+                <w:color w:val="7B5FFF"/>
+                <w:sz w:val="20"/>
+                <w:szCs w:val="20"/>
+              </w:rPr>
+              <w:t xml:space="preserve">Monthly recurring revenue</w:t>
+            </w:r>
+          </w:p>
+        </w:tc>
+        <w:tc>
+          <w:tcPr>
+            <w:tcW w:type="dxa" w:w="3120"/>
+            <w:tcBorders>
+              <w:top w:val="single" w:color="E8E8F0" w:sz="1"/>
+              <w:left w:val="single" w:color="E8E8F0" w:sz="1"/>
+              <w:bottom w:val="single" w:color="E8E8F0" w:sz="1"/>
+              <w:right w:val="single" w:color="E8E8F0" w:sz="1"/>
+            </w:tcBorders>
+            <w:shd w:fill="EDE9FF" w:val="clear"/>
+            <w:tcMar>
+              <w:top w:type="dxa" w:w="120"/>
+              <w:left w:type="dxa" w:w="160"/>
+              <w:bottom w:type="dxa" w:w="120"/>
+              <w:right w:type="dxa" w:w="160"/>
+            </w:tcMar>
+          </w:tcPr>
+          <w:p>
+            <w:r>
+              <w:rPr>
+                <w:rFonts w:ascii="Arial" w:cs="Arial" w:eastAsia="Arial" w:hAnsi="Arial"/>
+                <w:b/>
+                <w:bCs/>
+                <w:color w:val="7B5FFF"/>
+                <w:sz w:val="20"/>
+                <w:szCs w:val="20"/>
+              </w:rPr>
+              <w:t xml:space="preserve">Annual recurring revenue</w:t>
+            </w:r>
+          </w:p>
+        </w:tc>
+      </w:tr>
+      <w:tr>
+        <w:tc>
+          <w:tcPr>
+            <w:tcW w:type="dxa" w:w="3120"/>
+            <w:tcBorders>
+              <w:top w:val="single" w:color="E8E8F0" w:sz="1"/>
+              <w:left w:val="single" w:color="E8E8F0" w:sz="1"/>
+              <w:bottom w:val="single" w:color="E8E8F0" w:sz="1"/>
+              <w:right w:val="single" w:color="E8E8F0" w:sz="1"/>
+            </w:tcBorders>
+            <w:shd w:fill="FFFFFF" w:val="clear"/>
+            <w:tcMar>
+              <w:top w:type="dxa" w:w="120"/>
+              <w:left w:type="dxa" w:w="160"/>
+              <w:bottom w:type="dxa" w:w="120"/>
+              <w:right w:type="dxa" w:w="160"/>
+            </w:tcMar>
+          </w:tcPr>
+          <w:p>
+            <w:r>
+              <w:rPr>
+                <w:rFonts w:ascii="Arial" w:cs="Arial" w:eastAsia="Arial" w:hAnsi="Arial"/>
+                <w:b w:val="false"/>
+                <w:bCs w:val="false"/>
+                <w:color w:val="4A4A6A"/>
+                <w:sz w:val="22"/>
+                <w:szCs w:val="22"/>
+              </w:rPr>
+              <w:t xml:space="preserve">200 participants</w:t>
+            </w:r>
+          </w:p>
+        </w:tc>
+        <w:tc>
+          <w:tcPr>
+            <w:tcW w:type="dxa" w:w="3120"/>
+            <w:tcBorders>
+              <w:top w:val="single" w:color="E8E8F0" w:sz="1"/>
+              <w:left w:val="single" w:color="E8E8F0" w:sz="1"/>
+              <w:bottom w:val="single" w:color="E8E8F0" w:sz="1"/>
+              <w:right w:val="single" w:color="E8E8F0" w:sz="1"/>
+            </w:tcBorders>
+            <w:shd w:fill="FFFFFF" w:val="clear"/>
+            <w:tcMar>
+              <w:top w:type="dxa" w:w="120"/>
+              <w:left w:type="dxa" w:w="160"/>
+              <w:bottom w:type="dxa" w:w="120"/>
+              <w:right w:type="dxa" w:w="160"/>
+            </w:tcMar>
+          </w:tcPr>
+          <w:p>
+            <w:r>
+              <w:rPr>
+                <w:rFonts w:ascii="Arial" w:cs="Arial" w:eastAsia="Arial" w:hAnsi="Arial"/>
+                <w:b w:val="false"/>
+                <w:bCs w:val="false"/>
+                <w:color w:val="4A4A6A"/>
+                <w:sz w:val="22"/>
+                <w:szCs w:val="22"/>
+              </w:rPr>
+              <w:t xml:space="preserve">$15,800/month</w:t>
+            </w:r>
+          </w:p>
+        </w:tc>
+        <w:tc>
+          <w:tcPr>
+            <w:tcW w:type="dxa" w:w="3120"/>
+            <w:tcBorders>
+              <w:top w:val="single" w:color="E8E8F0" w:sz="1"/>
+              <w:left w:val="single" w:color="E8E8F0" w:sz="1"/>
+              <w:bottom w:val="single" w:color="E8E8F0" w:sz="1"/>
+              <w:right w:val="single" w:color="E8E8F0" w:sz="1"/>
+            </w:tcBorders>
+            <w:shd w:fill="FFFFFF" w:val="clear"/>
+            <w:tcMar>
+              <w:top w:type="dxa" w:w="120"/>
+              <w:left w:type="dxa" w:w="160"/>
+              <w:bottom w:type="dxa" w:w="120"/>
+              <w:right w:type="dxa" w:w="160"/>
+            </w:tcMar>
+          </w:tcPr>
+          <w:p>
+            <w:r>
+              <w:rPr>
+                <w:rFonts w:ascii="Arial" w:cs="Arial" w:eastAsia="Arial" w:hAnsi="Arial"/>
+                <w:b w:val="false"/>
+                <w:bCs w:val="false"/>
+                <w:color w:val="4A4A6A"/>
+                <w:sz w:val="22"/>
+                <w:szCs w:val="22"/>
+              </w:rPr>
+              <w:t xml:space="preserve">$189,600/year</w:t>
+            </w:r>
+          </w:p>
+        </w:tc>
+      </w:tr>
+      <w:tr>
+        <w:tc>
+          <w:tcPr>
+            <w:tcW w:type="dxa" w:w="3120"/>
+            <w:tcBorders>
+              <w:top w:val="single" w:color="E8E8F0" w:sz="1"/>
+              <w:left w:val="single" w:color="E8E8F0" w:sz="1"/>
+              <w:bottom w:val="single" w:color="E8E8F0" w:sz="1"/>
+              <w:right w:val="single" w:color="E8E8F0" w:sz="1"/>
+            </w:tcBorders>
+            <w:shd w:fill="FFFFFF" w:val="clear"/>
+            <w:tcMar>
+              <w:top w:type="dxa" w:w="120"/>
+              <w:left w:type="dxa" w:w="160"/>
+              <w:bottom w:type="dxa" w:w="120"/>
+              <w:right w:type="dxa" w:w="160"/>
+            </w:tcMar>
+          </w:tcPr>
+          <w:p>
+            <w:r>
+              <w:rPr>
+                <w:rFonts w:ascii="Arial" w:cs="Arial" w:eastAsia="Arial" w:hAnsi="Arial"/>
+                <w:b w:val="false"/>
+                <w:bCs w:val="false"/>
+                <w:color w:val="4A4A6A"/>
+                <w:sz w:val="22"/>
+                <w:szCs w:val="22"/>
+              </w:rPr>
+              <w:t xml:space="preserve">500 participants</w:t>
+            </w:r>
+          </w:p>
+        </w:tc>
+        <w:tc>
+          <w:tcPr>
+            <w:tcW w:type="dxa" w:w="3120"/>
+            <w:tcBorders>
+              <w:top w:val="single" w:color="E8E8F0" w:sz="1"/>
+              <w:left w:val="single" w:color="E8E8F0" w:sz="1"/>
+              <w:bottom w:val="single" w:color="E8E8F0" w:sz="1"/>
+              <w:right w:val="single" w:color="E8E8F0" w:sz="1"/>
+            </w:tcBorders>
+            <w:shd w:fill="FFFFFF" w:val="clear"/>
+            <w:tcMar>
+              <w:top w:type="dxa" w:w="120"/>
+              <w:left w:type="dxa" w:w="160"/>
+              <w:bottom w:type="dxa" w:w="120"/>
+              <w:right w:type="dxa" w:w="160"/>
+            </w:tcMar>
+          </w:tcPr>
+          <w:p>
+            <w:r>
+              <w:rPr>
+                <w:rFonts w:ascii="Arial" w:cs="Arial" w:eastAsia="Arial" w:hAnsi="Arial"/>
+                <w:b w:val="false"/>
+                <w:bCs w:val="false"/>
+                <w:color w:val="4A4A6A"/>
+                <w:sz w:val="22"/>
+                <w:szCs w:val="22"/>
+              </w:rPr>
+              <w:t xml:space="preserve">$39,500/month</w:t>
+            </w:r>
+          </w:p>
+        </w:tc>
+        <w:tc>
+          <w:tcPr>
+            <w:tcW w:type="dxa" w:w="3120"/>
+            <w:tcBorders>
+              <w:top w:val="single" w:color="E8E8F0" w:sz="1"/>
+              <w:left w:val="single" w:color="E8E8F0" w:sz="1"/>
+              <w:bottom w:val="single" w:color="E8E8F0" w:sz="1"/>
+              <w:right w:val="single" w:color="E8E8F0" w:sz="1"/>
+            </w:tcBorders>
+            <w:shd w:fill="FFFFFF" w:val="clear"/>
+            <w:tcMar>
+              <w:top w:type="dxa" w:w="120"/>
+              <w:left w:type="dxa" w:w="160"/>
+              <w:bottom w:type="dxa" w:w="120"/>
+              <w:right w:type="dxa" w:w="160"/>
+            </w:tcMar>
+          </w:tcPr>
+          <w:p>
+            <w:r>
+              <w:rPr>
+                <w:rFonts w:ascii="Arial" w:cs="Arial" w:eastAsia="Arial" w:hAnsi="Arial"/>
+                <w:b w:val="false"/>
+                <w:bCs w:val="false"/>
+                <w:color w:val="4A4A6A"/>
+                <w:sz w:val="22"/>
+                <w:szCs w:val="22"/>
+              </w:rPr>
+              <w:t xml:space="preserve">$474,000/year</w:t>
+            </w:r>
+          </w:p>
+        </w:tc>
+      </w:tr>
+      <w:tr>
+        <w:tc>
+          <w:tcPr>
+            <w:tcW w:type="dxa" w:w="3120"/>
+            <w:tcBorders>
+              <w:top w:val="single" w:color="E8E8F0" w:sz="1"/>
+              <w:left w:val="single" w:color="E8E8F0" w:sz="1"/>
+              <w:bottom w:val="single" w:color="E8E8F0" w:sz="1"/>
+              <w:right w:val="single" w:color="E8E8F0" w:sz="1"/>
+            </w:tcBorders>
+            <w:shd w:fill="FFFFFF" w:val="clear"/>
+            <w:tcMar>
+              <w:top w:type="dxa" w:w="120"/>
+              <w:left w:type="dxa" w:w="160"/>
+              <w:bottom w:type="dxa" w:w="120"/>
+              <w:right w:type="dxa" w:w="160"/>
+            </w:tcMar>
+          </w:tcPr>
+          <w:p>
+            <w:r>
+              <w:rPr>
+                <w:rFonts w:ascii="Arial" w:cs="Arial" w:eastAsia="Arial" w:hAnsi="Arial"/>
+                <w:b w:val="false"/>
+                <w:bCs w:val="false"/>
+                <w:color w:val="4A4A6A"/>
+                <w:sz w:val="22"/>
+                <w:szCs w:val="22"/>
+              </w:rPr>
+              <w:t xml:space="preserve">2,000 participants</w:t>
+            </w:r>
+          </w:p>
+        </w:tc>
+        <w:tc>
+          <w:tcPr>
+            <w:tcW w:type="dxa" w:w="3120"/>
+            <w:tcBorders>
+              <w:top w:val="single" w:color="E8E8F0" w:sz="1"/>
+              <w:left w:val="single" w:color="E8E8F0" w:sz="1"/>
+              <w:bottom w:val="single" w:color="E8E8F0" w:sz="1"/>
+              <w:right w:val="single" w:color="E8E8F0" w:sz="1"/>
+            </w:tcBorders>
+            <w:shd w:fill="FFFFFF" w:val="clear"/>
+            <w:tcMar>
+              <w:top w:type="dxa" w:w="120"/>
+              <w:left w:type="dxa" w:w="160"/>
+              <w:bottom w:type="dxa" w:w="120"/>
+              <w:right w:type="dxa" w:w="160"/>
+            </w:tcMar>
+          </w:tcPr>
+          <w:p>
+            <w:r>
+              <w:rPr>
+                <w:rFonts w:ascii="Arial" w:cs="Arial" w:eastAsia="Arial" w:hAnsi="Arial"/>
+                <w:b w:val="false"/>
+                <w:bCs w:val="false"/>
+                <w:color w:val="4A4A6A"/>
+                <w:sz w:val="22"/>
+                <w:szCs w:val="22"/>
+              </w:rPr>
+              <w:t xml:space="preserve">$158,000/month</w:t>
+            </w:r>
+          </w:p>
+        </w:tc>
+        <w:tc>
+          <w:tcPr>
+            <w:tcW w:type="dxa" w:w="3120"/>
+            <w:tcBorders>
+              <w:top w:val="single" w:color="E8E8F0" w:sz="1"/>
+              <w:left w:val="single" w:color="E8E8F0" w:sz="1"/>
+              <w:bottom w:val="single" w:color="E8E8F0" w:sz="1"/>
+              <w:right w:val="single" w:color="E8E8F0" w:sz="1"/>
+            </w:tcBorders>
+            <w:shd w:fill="FFFFFF" w:val="clear"/>
+            <w:tcMar>
+              <w:top w:type="dxa" w:w="120"/>
+              <w:left w:type="dxa" w:w="160"/>
+              <w:bottom w:type="dxa" w:w="120"/>
+              <w:right w:type="dxa" w:w="160"/>
+            </w:tcMar>
+          </w:tcPr>
+          <w:p>
+            <w:r>
+              <w:rPr>
+                <w:rFonts w:ascii="Arial" w:cs="Arial" w:eastAsia="Arial" w:hAnsi="Arial"/>
+                <w:b w:val="false"/>
+                <w:bCs w:val="false"/>
+                <w:color w:val="4A4A6A"/>
+                <w:sz w:val="22"/>
+                <w:szCs w:val="22"/>
+              </w:rPr>
+              <w:t xml:space="preserve">$1,896,000/year</w:t>
+            </w:r>
+          </w:p>
+        </w:tc>
+      </w:tr>
+    </w:tbl>
+    <w:p>
+      <w:pPr>
+        <w:spacing w:after="200" w:before="0"/>
+      </w:pPr>
+    </w:p>
+    <w:p>
+      <w:pPr>
+        <w:spacing w:after="200" w:before="0"/>
+      </w:pPr>
+      <w:r>
+        <w:rPr>
+          <w:rFonts w:ascii="Arial" w:cs="Arial" w:eastAsia="Arial" w:hAnsi="Arial"/>
+          <w:i/>
+          <w:iCs/>
+          <w:color w:val="888888"/>
+          <w:sz w:val="22"/>
+          <w:szCs w:val="22"/>
+        </w:rPr>
+        <w:t xml:space="preserve">NDIS pricing benchmark aligned with One Medical Health Australian subscription model ($79–$99/month for higher-touch health services)</w:t>
+      </w:r>
+    </w:p>
+    <w:p>
+      <w:pPr>
+        <w:spacing w:after="80" w:before="0"/>
+      </w:pPr>
+    </w:p>
+    <w:p>
+      <w:pPr>
+        <w:spacing w:after="120" w:before="400"/>
+      </w:pPr>
+      <w:r>
+        <w:rPr>
+          <w:rFonts w:ascii="Arial" w:cs="Arial" w:eastAsia="Arial" w:hAnsi="Arial"/>
+          <w:b/>
+          <w:bCs/>
+          <w:color w:val="1A1A2E"/>
+          <w:sz w:val="26"/>
+          <w:szCs w:val="26"/>
+        </w:rPr>
+        <w:t xml:space="preserve">Part 5 — Pricing Context</w:t>
+      </w:r>
+    </w:p>
+    <w:p>
+      <w:pPr>
+        <w:spacing w:after="200" w:before="0"/>
+      </w:pPr>
+      <w:r>
+        <w:rPr>
+          <w:rFonts w:ascii="Arial" w:cs="Arial" w:eastAsia="Arial" w:hAnsi="Arial"/>
+          <w:color w:val="4A4A6A"/>
+          <w:sz w:val="24"/>
+          <w:szCs w:val="24"/>
+        </w:rPr>
+        <w:t xml:space="preserve">FuelSync's pricing is calibrated to the existing Australian market while differentiating on value. Sensor Tower and consumer health app benchmarks establish the following pricing norms in Australia:</w:t>
       </w:r>
     </w:p>
     <w:p>
@@ -1129,7 +1802,7 @@
           <w:sz w:val="24"/>
           <w:szCs w:val="24"/>
         </w:rPr>
-        <w:t xml:space="preserve">Stage 4 — Performance and body composition market. Same platform, different goal state. Muscle gain, energy optimisation, sport-specific nutrition — all served through the same behavioural intelligence engine.</w:t>
+        <w:t xml:space="preserve">General consumer health and nutrition apps: AUD $10–25/month for premium tiers, or AUD $80–200/year for annual plans.</w:t>
       </w:r>
     </w:p>
     <w:p>
@@ -1148,7 +1821,26 @@
           <w:sz w:val="24"/>
           <w:szCs w:val="24"/>
         </w:rPr>
-        <w:t xml:space="preserve">Stage 5 — Chronic condition management. Diabetes, gut health, food intolerances. This is where FuelSync's longitudinal behavioural dataset becomes genuinely clinically valuable and where partnerships with healthcare providers become viable.</w:t>
+        <w:t xml:space="preserve">Higher-touch Australian health subscription services (telehealth, medical): AUD $79–99/month.</w:t>
+      </w:r>
+    </w:p>
+    <w:p>
+      <w:pPr>
+        <w:pStyle w:val="ListParagraph"/>
+        <w:numPr>
+          <w:ilvl w:val="0"/>
+          <w:numId w:val="2"/>
+        </w:numPr>
+        <w:spacing w:after="160" w:before="0"/>
+      </w:pPr>
+      <w:r>
+        <w:rPr>
+          <w:rFonts w:ascii="Arial" w:cs="Arial" w:eastAsia="Arial" w:hAnsi="Arial"/>
+          <w:color w:val="4A4A6A"/>
+          <w:sz w:val="24"/>
+          <w:szCs w:val="24"/>
+        </w:rPr>
+        <w:t xml:space="preserve">MyFitnessPal Premium: approximately AUD $19.99/month in Australia.</w:t>
       </w:r>
     </w:p>
     <w:p>
@@ -1162,7 +1854,151 @@
           <w:sz w:val="24"/>
           <w:szCs w:val="24"/>
         </w:rPr>
-        <w:t xml:space="preserve">Each stage compounds the platform's value. The data collected in Stage 1 improves the recommendations in Stage 2. The community built in Stage 2 powers the content in Stages 3 and 4. The behavioural intelligence refined across all stages becomes the foundation for clinical partnerships in Stage 5.</w:t>
+        <w:t xml:space="preserve">FuelSync Premium at $14.99/month sits below the market leader on price while delivering a qualitatively different product. FuelSync Neuro at $79/month aligns with the higher-touch tier and is funded externally through NDIS plans, eliminating consumer price sensitivity for that segment entirely.</w:t>
+      </w:r>
+    </w:p>
+    <w:p>
+      <w:pPr>
+        <w:spacing w:after="80" w:before="0"/>
+      </w:pPr>
+    </w:p>
+    <w:p>
+      <w:pPr>
+        <w:spacing w:after="120" w:before="400"/>
+      </w:pPr>
+      <w:r>
+        <w:rPr>
+          <w:rFonts w:ascii="Arial" w:cs="Arial" w:eastAsia="Arial" w:hAnsi="Arial"/>
+          <w:b/>
+          <w:bCs/>
+          <w:color w:val="1A1A2E"/>
+          <w:sz w:val="26"/>
+          <w:szCs w:val="26"/>
+        </w:rPr>
+        <w:t xml:space="preserve">Part 6 — The Expansion Pathway</w:t>
+      </w:r>
+    </w:p>
+    <w:p>
+      <w:pPr>
+        <w:spacing w:after="200" w:before="0"/>
+      </w:pPr>
+      <w:r>
+        <w:rPr>
+          <w:rFonts w:ascii="Arial" w:cs="Arial" w:eastAsia="Arial" w:hAnsi="Arial"/>
+          <w:color w:val="4A4A6A"/>
+          <w:sz w:val="24"/>
+          <w:szCs w:val="24"/>
+        </w:rPr>
+        <w:t xml:space="preserve">FuelSync's market expansion follows a deliberate sequence, proving the core mechanic at each stage before extending it:</w:t>
+      </w:r>
+    </w:p>
+    <w:p>
+      <w:pPr>
+        <w:pStyle w:val="ListParagraph"/>
+        <w:numPr>
+          <w:ilvl w:val="0"/>
+          <w:numId w:val="2"/>
+        </w:numPr>
+        <w:spacing w:after="160" w:before="0"/>
+      </w:pPr>
+      <w:r>
+        <w:rPr>
+          <w:rFonts w:ascii="Arial" w:cs="Arial" w:eastAsia="Arial" w:hAnsi="Arial"/>
+          <w:color w:val="4A4A6A"/>
+          <w:sz w:val="24"/>
+          <w:szCs w:val="24"/>
+        </w:rPr>
+        <w:t xml:space="preserve">Stage 1 — Brisbane general population. Prove that users find their anchor meal and return. Build the behavioural dataset. Establish community flywheel.</w:t>
+      </w:r>
+    </w:p>
+    <w:p>
+      <w:pPr>
+        <w:pStyle w:val="ListParagraph"/>
+        <w:numPr>
+          <w:ilvl w:val="0"/>
+          <w:numId w:val="2"/>
+        </w:numPr>
+        <w:spacing w:after="160" w:before="0"/>
+      </w:pPr>
+      <w:r>
+        <w:rPr>
+          <w:rFonts w:ascii="Arial" w:cs="Arial" w:eastAsia="Arial" w:hAnsi="Arial"/>
+          <w:color w:val="4A4A6A"/>
+          <w:sz w:val="24"/>
+          <w:szCs w:val="24"/>
+        </w:rPr>
+        <w:t xml:space="preserve">Stage 2 — National Australian rollout. Expand grocery price integration to Sydney, Melbourne, Perth. Scale community content. Enter FuelSync Neuro with NDIS registration.</w:t>
+      </w:r>
+    </w:p>
+    <w:p>
+      <w:pPr>
+        <w:pStyle w:val="ListParagraph"/>
+        <w:numPr>
+          <w:ilvl w:val="0"/>
+          <w:numId w:val="2"/>
+        </w:numPr>
+        <w:spacing w:after="160" w:before="0"/>
+      </w:pPr>
+      <w:r>
+        <w:rPr>
+          <w:rFonts w:ascii="Arial" w:cs="Arial" w:eastAsia="Arial" w:hAnsi="Arial"/>
+          <w:color w:val="4A4A6A"/>
+          <w:sz w:val="24"/>
+          <w:szCs w:val="24"/>
+        </w:rPr>
+        <w:t xml:space="preserve">Stage 3 — ADHD and neurodivergent expansion. Extend the Neuro architecture to ADHD food behaviour patterns. Deepen NDIS partnerships. Build dietitian collaboration tools.</w:t>
+      </w:r>
+    </w:p>
+    <w:p>
+      <w:pPr>
+        <w:pStyle w:val="ListParagraph"/>
+        <w:numPr>
+          <w:ilvl w:val="0"/>
+          <w:numId w:val="2"/>
+        </w:numPr>
+        <w:spacing w:after="160" w:before="0"/>
+      </w:pPr>
+      <w:r>
+        <w:rPr>
+          <w:rFonts w:ascii="Arial" w:cs="Arial" w:eastAsia="Arial" w:hAnsi="Arial"/>
+          <w:color w:val="4A4A6A"/>
+          <w:sz w:val="24"/>
+          <w:szCs w:val="24"/>
+        </w:rPr>
+        <w:t xml:space="preserve">Stage 4 — Performance and body composition market. Same platform, different goal state. Muscle gain, energy optimisation, sport-specific nutrition — served through the same behavioural intelligence engine.</w:t>
+      </w:r>
+    </w:p>
+    <w:p>
+      <w:pPr>
+        <w:pStyle w:val="ListParagraph"/>
+        <w:numPr>
+          <w:ilvl w:val="0"/>
+          <w:numId w:val="2"/>
+        </w:numPr>
+        <w:spacing w:after="160" w:before="0"/>
+      </w:pPr>
+      <w:r>
+        <w:rPr>
+          <w:rFonts w:ascii="Arial" w:cs="Arial" w:eastAsia="Arial" w:hAnsi="Arial"/>
+          <w:color w:val="4A4A6A"/>
+          <w:sz w:val="24"/>
+          <w:szCs w:val="24"/>
+        </w:rPr>
+        <w:t xml:space="preserve">Stage 5 — Chronic condition management. Diabetes, gut health, food intolerances. FuelSync's longitudinal behavioural dataset becomes clinically valuable. Partnerships with healthcare providers become viable.</w:t>
+      </w:r>
+    </w:p>
+    <w:p>
+      <w:pPr>
+        <w:spacing w:after="200" w:before="0"/>
+      </w:pPr>
+      <w:r>
+        <w:rPr>
+          <w:rFonts w:ascii="Arial" w:cs="Arial" w:eastAsia="Arial" w:hAnsi="Arial"/>
+          <w:color w:val="4A4A6A"/>
+          <w:sz w:val="24"/>
+          <w:szCs w:val="24"/>
+        </w:rPr>
+        <w:t xml:space="preserve">Each stage compounds the platform's value. The data collected in Stage 1 improves recommendations in Stage 2. The community built in Stage 2 powers content in Stages 3 and 4. The behavioural intelligence refined across all stages becomes the foundation for clinical partnerships in Stage 5.</w:t>
       </w:r>
     </w:p>
     <w:p>
@@ -1200,7 +2036,7 @@
           <w:sz w:val="24"/>
           <w:szCs w:val="24"/>
         </w:rPr>
-        <w:t xml:space="preserve">FuelSync enters a $10B+ Australian wellness market through the most credible entry point available — a founder who personally proved the thesis, targeting the 12 million Australians who have tried and failed at conventional approaches. It immediately extends into the NDIS ecosystem through FuelSync Neuro, accessing a funded revenue stream no competitor is positioned to capture. And it is built on an architecture that compounds across every new population it serves — not a series of separate products, but a single intelligent platform that gets smarter, more defensible, and more valuable with every user who finds their meal.</w:t>
+        <w:t xml:space="preserve">FuelSync enters an Australian diet and nutrition app market valued at AUD $63–200 million in 2024, growing at 15–41% annually, through the most credible entry point available — a founder who personally proved the thesis, targeting the 12+ million Australians who have tried and failed at conventional approaches. MyFitnessPal's 300,000 weekly active Australian users and documented 70% abandonment rate represent a continuously replenishing pool of frustrated users ready for something different. FuelSync Neuro immediately extends into the NDIS ecosystem — 814,000 participants, $35B in annual funding — accessing a revenue stream no competitor is positioned to capture. And it is built on an architecture that compounds across every new population it serves.</w:t>
       </w:r>
     </w:p>
     <w:p>

--- a/public/docs/FuelSync_Market_Opportunity.docx
+++ b/public/docs/FuelSync_Market_Opportunity.docx
@@ -2037,6 +2037,286 @@
           <w:szCs w:val="24"/>
         </w:rPr>
         <w:t xml:space="preserve">FuelSync enters an Australian diet and nutrition app market valued at AUD $63–200 million in 2024, growing at 15–41% annually, through the most credible entry point available — a founder who personally proved the thesis, targeting the 12+ million Australians who have tried and failed at conventional approaches. MyFitnessPal's 300,000 weekly active Australian users and documented 70% abandonment rate represent a continuously replenishing pool of frustrated users ready for something different. FuelSync Neuro immediately extends into the NDIS ecosystem — 814,000 participants, $35B in annual funding — accessing a revenue stream no competitor is positioned to capture. And it is built on an architecture that compounds across every new population it serves.</w:t>
+      </w:r>
+    </w:p>
+    <w:p>
+      <w:pPr>
+        <w:spacing w:after="480" w:before="0"/>
+      </w:pPr>
+    </w:p>
+    <w:p>
+      <w:pPr>
+        <w:spacing w:after="120" w:before="400"/>
+      </w:pPr>
+      <w:r>
+        <w:rPr>
+          <w:rFonts w:ascii="Arial" w:cs="Arial" w:eastAsia="Arial" w:hAnsi="Arial"/>
+          <w:b/>
+          <w:bCs/>
+          <w:color w:val="1A1A2E"/>
+          <w:sz w:val="26"/>
+          <w:szCs w:val="26"/>
+        </w:rPr>
+        <w:t xml:space="preserve">References</w:t>
+      </w:r>
+    </w:p>
+    <w:p>
+      <w:pPr>
+        <w:spacing w:after="200" w:before="0"/>
+      </w:pPr>
+      <w:r>
+        <w:rPr>
+          <w:rFonts w:ascii="Arial" w:cs="Arial" w:eastAsia="Arial" w:hAnsi="Arial"/>
+          <w:color w:val="4A4A6A"/>
+          <w:sz w:val="24"/>
+          <w:szCs w:val="24"/>
+        </w:rPr>
+        <w:t xml:space="preserve">Grand View Research. (2024). Australia Diet and Nutrition Apps Market Outlook.</w:t>
+      </w:r>
+    </w:p>
+    <w:p>
+      <w:pPr>
+        <w:spacing w:after="200" w:before="0"/>
+      </w:pPr>
+      <w:r>
+        <w:rPr>
+          <w:rFonts w:ascii="Arial" w:cs="Arial" w:eastAsia="Arial" w:hAnsi="Arial"/>
+          <w:color w:val="4A4A6A"/>
+          <w:sz w:val="24"/>
+          <w:szCs w:val="24"/>
+        </w:rPr>
+        <w:t xml:space="preserve">https://www.grandviewresearch.com/horizon/outlook/diet-and-nutrition-apps-market/australia</w:t>
+      </w:r>
+    </w:p>
+    <w:p>
+      <w:pPr>
+        <w:spacing w:after="80" w:before="0"/>
+      </w:pPr>
+    </w:p>
+    <w:p>
+      <w:pPr>
+        <w:spacing w:after="200" w:before="0"/>
+      </w:pPr>
+      <w:r>
+        <w:rPr>
+          <w:rFonts w:ascii="Arial" w:cs="Arial" w:eastAsia="Arial" w:hAnsi="Arial"/>
+          <w:color w:val="4A4A6A"/>
+          <w:sz w:val="24"/>
+          <w:szCs w:val="24"/>
+        </w:rPr>
+        <w:t xml:space="preserve">Data Bridge Market Research. (2024). Australia Diet and Nutrition Apps Market to 2032.</w:t>
+      </w:r>
+    </w:p>
+    <w:p>
+      <w:pPr>
+        <w:spacing w:after="200" w:before="0"/>
+      </w:pPr>
+      <w:r>
+        <w:rPr>
+          <w:rFonts w:ascii="Arial" w:cs="Arial" w:eastAsia="Arial" w:hAnsi="Arial"/>
+          <w:color w:val="4A4A6A"/>
+          <w:sz w:val="24"/>
+          <w:szCs w:val="24"/>
+        </w:rPr>
+        <w:t xml:space="preserve">https://www.databridgemarketresearch.com/nucleus/australia-diet-and-nutrition-apps-market</w:t>
+      </w:r>
+    </w:p>
+    <w:p>
+      <w:pPr>
+        <w:spacing w:after="80" w:before="0"/>
+      </w:pPr>
+    </w:p>
+    <w:p>
+      <w:pPr>
+        <w:spacing w:after="200" w:before="0"/>
+      </w:pPr>
+      <w:r>
+        <w:rPr>
+          <w:rFonts w:ascii="Arial" w:cs="Arial" w:eastAsia="Arial" w:hAnsi="Arial"/>
+          <w:color w:val="4A4A6A"/>
+          <w:sz w:val="24"/>
+          <w:szCs w:val="24"/>
+        </w:rPr>
+        <w:t xml:space="preserve">Healthylife/Woolworths. (2025). Living Healthy Report 2025.</w:t>
+      </w:r>
+    </w:p>
+    <w:p>
+      <w:pPr>
+        <w:spacing w:after="200" w:before="0"/>
+      </w:pPr>
+      <w:r>
+        <w:rPr>
+          <w:rFonts w:ascii="Arial" w:cs="Arial" w:eastAsia="Arial" w:hAnsi="Arial"/>
+          <w:color w:val="4A4A6A"/>
+          <w:sz w:val="24"/>
+          <w:szCs w:val="24"/>
+        </w:rPr>
+        <w:t xml:space="preserve">https://assets.healthylife.com.au/files/Healthylife-Living-Healthy-Report-2025.pdf</w:t>
+      </w:r>
+    </w:p>
+    <w:p>
+      <w:pPr>
+        <w:spacing w:after="80" w:before="0"/>
+      </w:pPr>
+    </w:p>
+    <w:p>
+      <w:pPr>
+        <w:spacing w:after="200" w:before="0"/>
+      </w:pPr>
+      <w:r>
+        <w:rPr>
+          <w:rFonts w:ascii="Arial" w:cs="Arial" w:eastAsia="Arial" w:hAnsi="Arial"/>
+          <w:color w:val="4A4A6A"/>
+          <w:sz w:val="24"/>
+          <w:szCs w:val="24"/>
+        </w:rPr>
+        <w:t xml:space="preserve">Sensor Tower. (2024). Q1 2024 Top 5 Food and Diet Tracking Apps — Australia.</w:t>
+      </w:r>
+    </w:p>
+    <w:p>
+      <w:pPr>
+        <w:spacing w:after="200" w:before="0"/>
+      </w:pPr>
+      <w:r>
+        <w:rPr>
+          <w:rFonts w:ascii="Arial" w:cs="Arial" w:eastAsia="Arial" w:hAnsi="Arial"/>
+          <w:color w:val="4A4A6A"/>
+          <w:sz w:val="24"/>
+          <w:szCs w:val="24"/>
+        </w:rPr>
+        <w:t xml:space="preserve">https://sensortower.com/blog/2024-q1-unified-top-5-food-and-diet-tracking-units-au</w:t>
+      </w:r>
+    </w:p>
+    <w:p>
+      <w:pPr>
+        <w:spacing w:after="80" w:before="0"/>
+      </w:pPr>
+    </w:p>
+    <w:p>
+      <w:pPr>
+        <w:spacing w:after="200" w:before="0"/>
+      </w:pPr>
+      <w:r>
+        <w:rPr>
+          <w:rFonts w:ascii="Arial" w:cs="Arial" w:eastAsia="Arial" w:hAnsi="Arial"/>
+          <w:color w:val="4A4A6A"/>
+          <w:sz w:val="24"/>
+          <w:szCs w:val="24"/>
+        </w:rPr>
+        <w:t xml:space="preserve">Sensor Tower. (2024). Q2 2024 Top 5 Food and Diet Tracking Apps — Australia.</w:t>
+      </w:r>
+    </w:p>
+    <w:p>
+      <w:pPr>
+        <w:spacing w:after="200" w:before="0"/>
+      </w:pPr>
+      <w:r>
+        <w:rPr>
+          <w:rFonts w:ascii="Arial" w:cs="Arial" w:eastAsia="Arial" w:hAnsi="Arial"/>
+          <w:color w:val="4A4A6A"/>
+          <w:sz w:val="24"/>
+          <w:szCs w:val="24"/>
+        </w:rPr>
+        <w:t xml:space="preserve">https://sensortower.com/blog/2024-q2-unified-top-5-food-and-diet-tracking-units-au</w:t>
+      </w:r>
+    </w:p>
+    <w:p>
+      <w:pPr>
+        <w:spacing w:after="80" w:before="0"/>
+      </w:pPr>
+    </w:p>
+    <w:p>
+      <w:pPr>
+        <w:spacing w:after="200" w:before="0"/>
+      </w:pPr>
+      <w:r>
+        <w:rPr>
+          <w:rFonts w:ascii="Arial" w:cs="Arial" w:eastAsia="Arial" w:hAnsi="Arial"/>
+          <w:color w:val="4A4A6A"/>
+          <w:sz w:val="24"/>
+          <w:szCs w:val="24"/>
+        </w:rPr>
+        <w:t xml:space="preserve">Australian Institute of Health and Welfare. Overweight and Obesity in Australia.</w:t>
+      </w:r>
+    </w:p>
+    <w:p>
+      <w:pPr>
+        <w:spacing w:after="200" w:before="0"/>
+      </w:pPr>
+      <w:r>
+        <w:rPr>
+          <w:rFonts w:ascii="Arial" w:cs="Arial" w:eastAsia="Arial" w:hAnsi="Arial"/>
+          <w:color w:val="4A4A6A"/>
+          <w:sz w:val="24"/>
+          <w:szCs w:val="24"/>
+        </w:rPr>
+        <w:t xml:space="preserve">https://www.aihw.gov.au/reports/overweight-obesity/overweight-and-obesity</w:t>
+      </w:r>
+    </w:p>
+    <w:p>
+      <w:pPr>
+        <w:spacing w:after="80" w:before="0"/>
+      </w:pPr>
+    </w:p>
+    <w:p>
+      <w:pPr>
+        <w:spacing w:after="200" w:before="0"/>
+      </w:pPr>
+      <w:r>
+        <w:rPr>
+          <w:rFonts w:ascii="Arial" w:cs="Arial" w:eastAsia="Arial" w:hAnsi="Arial"/>
+          <w:color w:val="4A4A6A"/>
+          <w:sz w:val="24"/>
+          <w:szCs w:val="24"/>
+        </w:rPr>
+        <w:t xml:space="preserve">National Disability Insurance Agency. (2024). NDIS Participant Numbers and Plan Data.</w:t>
+      </w:r>
+    </w:p>
+    <w:p>
+      <w:pPr>
+        <w:spacing w:after="200" w:before="0"/>
+      </w:pPr>
+      <w:r>
+        <w:rPr>
+          <w:rFonts w:ascii="Arial" w:cs="Arial" w:eastAsia="Arial" w:hAnsi="Arial"/>
+          <w:color w:val="4A4A6A"/>
+          <w:sz w:val="24"/>
+          <w:szCs w:val="24"/>
+        </w:rPr>
+        <w:t xml:space="preserve">https://www.ndis.gov.au/about-us/data-publications-and-resources</w:t>
+      </w:r>
+    </w:p>
+    <w:p>
+      <w:pPr>
+        <w:spacing w:after="80" w:before="0"/>
+      </w:pPr>
+    </w:p>
+    <w:p>
+      <w:pPr>
+        <w:spacing w:after="200" w:before="0"/>
+      </w:pPr>
+      <w:r>
+        <w:rPr>
+          <w:rFonts w:ascii="Arial" w:cs="Arial" w:eastAsia="Arial" w:hAnsi="Arial"/>
+          <w:color w:val="4A4A6A"/>
+          <w:sz w:val="24"/>
+          <w:szCs w:val="24"/>
+        </w:rPr>
+        <w:t xml:space="preserve">One Medical Health Australia. (2024). Subscription Pricing.</w:t>
+      </w:r>
+    </w:p>
+    <w:p>
+      <w:pPr>
+        <w:spacing w:after="200" w:before="0"/>
+      </w:pPr>
+      <w:r>
+        <w:rPr>
+          <w:rFonts w:ascii="Arial" w:cs="Arial" w:eastAsia="Arial" w:hAnsi="Arial"/>
+          <w:color w:val="4A4A6A"/>
+          <w:sz w:val="24"/>
+          <w:szCs w:val="24"/>
+        </w:rPr>
+        <w:t xml:space="preserve">https://www.one-medical.com.au/fees/subscription</w:t>
       </w:r>
     </w:p>
     <w:p>

--- a/public/docs/FuelSync_Market_Opportunity.docx
+++ b/public/docs/FuelSync_Market_Opportunity.docx
@@ -1176,7 +1176,23 @@
           <w:sz w:val="24"/>
           <w:szCs w:val="24"/>
         </w:rPr>
-        <w:t xml:space="preserve">The immediate Brisbane launch market — population approximately 2.5 million, growing faster than any other Australian capital — provides a precision test environment before national expansion. Brisbane's demographic profile (young, health-conscious, cost-aware) and its cultural diversity (Pacific Island, Southeast Asian, and multicultural communities under-represented by existing apps) make it an ideal first market.</w:t>
+        <w:t xml:space="preserve">The immediate Brisbane launch market — Greater Brisbane population 2.83 million as of June 2025 (ABS Regional Population, 2026), growing at 2.1% annually — the second fastest growing capital city in Australia after Perth. Brisbane's median age is 36.4 years, with 38% of the population aged 20–44 — significantly younger than the Queensland average — making it one of the most concentrated pools of FuelSync's target demographic in the country. Brisbane's cultural diversity (Pacific Island, Southeast Asian, and multicultural communities under-represented by existing apps) and pre-Olympic growth trajectory make it the ideal precision launch market before national expansion.</w:t>
+      </w:r>
+    </w:p>
+    <w:p>
+      <w:pPr>
+        <w:spacing w:after="200" w:before="0"/>
+      </w:pPr>
+      <w:r>
+        <w:rPr>
+          <w:rFonts w:ascii="Arial" w:cs="Arial" w:eastAsia="Arial" w:hAnsi="Arial"/>
+          <w:i/>
+          <w:iCs/>
+          <w:color w:val="888888"/>
+          <w:sz w:val="22"/>
+          <w:szCs w:val="22"/>
+        </w:rPr>
+        <w:t xml:space="preserve">Source: ABS Regional Population Statistics, March 2026; Brisbane City Council Key Economic Facts 2025</w:t>
       </w:r>
     </w:p>
     <w:p>
@@ -1310,7 +1326,7 @@
           <w:sz w:val="24"/>
           <w:szCs w:val="24"/>
         </w:rPr>
-        <w:t xml:space="preserve">As a registered NDIS support, FuelSync Neuro would enable participants to fund their subscription through their NDIS plan rather than out of pocket. This fundamentally changes the pricing dynamic: instead of competing on consumer willingness to pay, FuelSync Neuro competes on clinical and support value within a funded ecosystem.</w:t>
+        <w:t xml:space="preserve">As a prescribed NDIS support tool, FuelSync Neuro would be incorporated into a participant's funded program through an allied health professional — most likely via Category 15 (Improved Daily Living) where occupational therapists and dietitians prescribe digital tools as part of structured therapy programs. This is the same pathway used by funded apps like ChoiceWorks, DayCape, and Birdhouse for Autism — all currently funded through NDIS in Australia. An alternative pathway is Core Consumables (low-cost AT under $1,500), which can be used for apps directly tied to a participant's disability-related needs without requiring full AT approval.</w:t>
       </w:r>
     </w:p>
     <w:p>
